--- a/assets/word/statement_ru_v1.docx
+++ b/assets/word/statement_ru_v1.docx
@@ -4,59 +4,146 @@
   <w:body>
     <w:p>
       <w:pPr>
-        <w:pStyle w:val="Title"/>
+        <w:widowControl/>
+        <w:ind w:left="4649"/>
       </w:pPr>
       <w:r>
-        <w:t>Заявление</w:t>
-      </w:r>
-    </w:p>
-    <w:p>
-      <w:r>
-        <w:t>Место: [Место составления]. Дата: [Дата документа].</w:t>
-      </w:r>
-    </w:p>
-    <w:p>
-      <w:r>
-        <w:t>Кому: [Кому адресовано].</w:t>
-      </w:r>
-    </w:p>
-    <w:p>
-      <w:r>
-        <w:t>От: [Заявитель и статус]. Для ответа: [Адрес и контакт для ответа].</w:t>
+        <w:rPr>
+          <w:color w:val="000000"/>
+        </w:rPr>
+        <w:t>Кому: [Кому адресовано]</w:t>
       </w:r>
     </w:p>
     <w:p>
       <w:pPr>
-        <w:pStyle w:val="Heading1"/>
+        <w:widowControl/>
+        <w:ind w:left="4649"/>
       </w:pPr>
       <w:r>
-        <w:t>Обращение</w:t>
+        <w:rPr>
+          <w:color w:val="000000"/>
+        </w:rPr>
+        <w:t>От: [Заявитель и статус]</w:t>
       </w:r>
     </w:p>
     <w:p>
+      <w:pPr>
+        <w:widowControl/>
+        <w:ind w:left="4649"/>
+      </w:pPr>
       <w:r>
+        <w:rPr>
+          <w:color w:val="000000"/>
+        </w:rPr>
+        <w:t>Для ответа: [Адрес и контакт для ответа]</w:t>
+      </w:r>
+    </w:p>
+    <w:p>
+      <w:pPr>
+        <w:pStyle w:val="Title"/>
+        <w:widowControl/>
+        <w:jc w:val="center"/>
+      </w:pPr>
+      <w:r>
+        <w:rPr>
+          <w:color w:val="000000"/>
+        </w:rPr>
+        <w:t>ЗАЯВЛЕНИЕ</w:t>
+      </w:r>
+    </w:p>
+    <w:p>
+      <w:pPr>
+        <w:widowControl/>
+      </w:pPr>
+      <w:r>
+        <w:rPr>
+          <w:color w:val="000000"/>
+        </w:rPr>
         <w:t>[Просьба заявителя].</w:t>
       </w:r>
     </w:p>
     <w:p>
+      <w:pPr>
+        <w:widowControl/>
+      </w:pPr>
       <w:r>
-        <w:t>Основание: [Обстоятельства и основание].</w:t>
+        <w:rPr>
+          <w:color w:val="000000"/>
+        </w:rPr>
+        <w:t>___________________________________________________________________</w:t>
       </w:r>
     </w:p>
     <w:p>
+      <w:pPr>
+        <w:widowControl/>
+      </w:pPr>
       <w:r>
+        <w:rPr>
+          <w:color w:val="000000"/>
+        </w:rPr>
+        <w:t>___________________________________________________________________</w:t>
+      </w:r>
+    </w:p>
+    <w:p>
+      <w:pPr>
+        <w:widowControl/>
+      </w:pPr>
+      <w:r>
+        <w:rPr>
+          <w:color w:val="000000"/>
+        </w:rPr>
+        <w:t>Основание обращения: [Обстоятельства и основание].</w:t>
+      </w:r>
+    </w:p>
+    <w:p>
+      <w:pPr>
+        <w:widowControl/>
+      </w:pPr>
+      <w:r>
+        <w:rPr>
+          <w:color w:val="000000"/>
+        </w:rPr>
+        <w:t>___________________________________________________________________</w:t>
+      </w:r>
+    </w:p>
+    <w:p>
+      <w:pPr>
+        <w:widowControl/>
+      </w:pPr>
+      <w:r>
+        <w:rPr>
+          <w:color w:val="000000"/>
+        </w:rPr>
         <w:t>Приложения: [Приложения].</w:t>
       </w:r>
     </w:p>
     <w:p>
+      <w:pPr>
+        <w:widowControl/>
+      </w:pPr>
       <w:r>
+        <w:rPr>
+          <w:color w:val="000000"/>
+        </w:rPr>
+        <w:t>Место составления: [Место составления]    Дата: [Дата документа]</w:t>
+      </w:r>
+    </w:p>
+    <w:p>
+      <w:pPr>
+        <w:widowControl/>
+      </w:pPr>
+      <w:r>
+        <w:rPr>
+          <w:color w:val="000000"/>
+        </w:rPr>
         <w:t>Подпись заявителя ____________________</w:t>
       </w:r>
     </w:p>
     <w:sectPr>
       <w:footerReference w:type="default" r:id="rId9"/>
+      <w:headerReference w:type="default" r:id="rId10"/>
       <w:pgSz w:w="11906" w:h="16838"/>
-      <w:pgMar w:top="964" w:right="1134" w:bottom="964" w:left="1134" w:header="720" w:footer="720" w:gutter="0"/>
+      <w:pgMar w:top="1020" w:right="1020" w:bottom="1020" w:left="1247" w:header="720" w:footer="720" w:gutter="0"/>
       <w:cols w:space="720"/>
       <w:docGrid w:linePitch="360"/>
     </w:sectPr>
@@ -71,9 +158,26 @@
       <w:pStyle w:val="Footer"/>
       <w:jc w:val="center"/>
     </w:pPr>
+    <w:r>
+      <w:rPr>
+        <w:rFonts w:ascii="Times New Roman" w:hAnsi="Times New Roman"/>
+        <w:color w:val="000000"/>
+        <w:sz w:val="18"/>
+      </w:rPr>
+    </w:r>
     <w:fldSimple w:instr="PAGE"/>
   </w:p>
 </w:ftr>
+</file>
+
+<file path=word/header1.xml><?xml version="1.0" encoding="utf-8"?>
+<w:hdr xmlns:m="http://schemas.openxmlformats.org/officeDocument/2006/math" xmlns:mc="http://schemas.openxmlformats.org/markup-compatibility/2006" xmlns:mo="http://schemas.microsoft.com/office/mac/office/2008/main" xmlns:mv="urn:schemas-microsoft-com:mac:vml" xmlns:o="urn:schemas-microsoft-com:office:office" xmlns:r="http://schemas.openxmlformats.org/officeDocument/2006/relationships" xmlns:v="urn:schemas-microsoft-com:vml" xmlns:w10="urn:schemas-microsoft-com:office:word" xmlns:w14="http://schemas.microsoft.com/office/word/2010/wordml" xmlns:w="http://schemas.openxmlformats.org/wordprocessingml/2006/main" xmlns:wne="http://schemas.microsoft.com/office/word/2006/wordml" xmlns:wp14="http://schemas.microsoft.com/office/word/2010/wordprocessingDrawing" xmlns:wp="http://schemas.openxmlformats.org/drawingml/2006/wordprocessingDrawing" xmlns:wpc="http://schemas.microsoft.com/office/word/2010/wordprocessingCanvas" xmlns:wpg="http://schemas.microsoft.com/office/word/2010/wordprocessingGroup" xmlns:wpi="http://schemas.microsoft.com/office/word/2010/wordprocessingInk" xmlns:wps="http://schemas.microsoft.com/office/word/2010/wordprocessingShape" mc:Ignorable="w14 wp14">
+  <w:p>
+    <w:pPr>
+      <w:pStyle w:val="Header"/>
+    </w:pPr>
+  </w:p>
+</w:hdr>
 </file>
 
 <file path=word/numbering.xml><?xml version="1.0" encoding="utf-8"?>
@@ -440,7 +544,7 @@
     <w:qFormat/>
     <w:rsid w:val="00FC693F"/>
     <w:pPr>
-      <w:spacing w:after="100" w:line="250" w:lineRule="auto"/>
+      <w:spacing w:after="100" w:line="254" w:lineRule="auto"/>
     </w:pPr>
     <w:rPr>
       <w:rFonts w:ascii="Times New Roman" w:hAnsi="Times New Roman" w:eastAsia="Times New Roman" w:cs="Times New Roman"/>
@@ -503,7 +607,7 @@
     <w:pPr>
       <w:keepNext/>
       <w:keepLines/>
-      <w:spacing w:before="140" w:after="100" w:line="250" w:lineRule="auto"/>
+      <w:spacing w:before="180" w:after="100" w:line="254" w:lineRule="auto"/>
       <w:outlineLvl w:val="0"/>
     </w:pPr>
     <w:rPr>
@@ -511,7 +615,7 @@
       <w:b/>
       <w:bCs/>
       <w:color w:val="000000"/>
-      <w:sz w:val="24"/>
+      <w:sz w:val="23"/>
       <w:szCs w:val="28"/>
     </w:rPr>
   </w:style>
@@ -527,15 +631,15 @@
     <w:pPr>
       <w:keepNext/>
       <w:keepLines/>
-      <w:spacing w:before="200" w:after="0"/>
+      <w:spacing w:before="200" w:after="100" w:line="254" w:lineRule="auto"/>
       <w:outlineLvl w:val="1"/>
     </w:pPr>
     <w:rPr>
-      <w:rFonts w:asciiTheme="majorHAnsi" w:eastAsiaTheme="majorEastAsia" w:hAnsiTheme="majorHAnsi" w:cstheme="majorBidi"/>
+      <w:rFonts w:ascii="Times New Roman" w:hAnsi="Times New Roman" w:eastAsia="Times New Roman" w:cs="Times New Roman"/>
       <w:b/>
       <w:bCs/>
-      <w:color w:val="4F81BD" w:themeColor="accent1"/>
-      <w:sz w:val="26"/>
+      <w:color w:val="000000"/>
+      <w:sz w:val="22"/>
       <w:szCs w:val="26"/>
     </w:rPr>
   </w:style>
@@ -558,7 +662,7 @@
       <w:rFonts w:asciiTheme="majorHAnsi" w:eastAsiaTheme="majorEastAsia" w:hAnsiTheme="majorHAnsi" w:cstheme="majorBidi"/>
       <w:b/>
       <w:bCs/>
-      <w:color w:val="4F81BD" w:themeColor="accent1"/>
+      <w:color w:val="000000"/>
     </w:rPr>
   </w:style>
   <w:style w:type="paragraph" w:styleId="Heading4">
@@ -583,7 +687,7 @@
       <w:bCs/>
       <w:i/>
       <w:iCs/>
-      <w:color w:val="4F81BD" w:themeColor="accent1"/>
+      <w:color w:val="000000"/>
     </w:rPr>
   </w:style>
   <w:style w:type="paragraph" w:styleId="Heading5">
@@ -604,7 +708,7 @@
     </w:pPr>
     <w:rPr>
       <w:rFonts w:asciiTheme="majorHAnsi" w:eastAsiaTheme="majorEastAsia" w:hAnsiTheme="majorHAnsi" w:cstheme="majorBidi"/>
-      <w:color w:val="243F60" w:themeColor="accent1" w:themeShade="7F"/>
+      <w:color w:val="000000"/>
     </w:rPr>
   </w:style>
   <w:style w:type="paragraph" w:styleId="Heading6">
@@ -627,7 +731,7 @@
       <w:rFonts w:asciiTheme="majorHAnsi" w:eastAsiaTheme="majorEastAsia" w:hAnsiTheme="majorHAnsi" w:cstheme="majorBidi"/>
       <w:i/>
       <w:iCs/>
-      <w:color w:val="243F60" w:themeColor="accent1" w:themeShade="7F"/>
+      <w:color w:val="000000"/>
     </w:rPr>
   </w:style>
   <w:style w:type="paragraph" w:styleId="Heading7">
@@ -650,7 +754,7 @@
       <w:rFonts w:asciiTheme="majorHAnsi" w:eastAsiaTheme="majorEastAsia" w:hAnsiTheme="majorHAnsi" w:cstheme="majorBidi"/>
       <w:i/>
       <w:iCs/>
-      <w:color w:val="404040" w:themeColor="text1" w:themeTint="BF"/>
+      <w:color w:val="000000"/>
     </w:rPr>
   </w:style>
   <w:style w:type="paragraph" w:styleId="Heading8">
@@ -671,7 +775,7 @@
     </w:pPr>
     <w:rPr>
       <w:rFonts w:asciiTheme="majorHAnsi" w:eastAsiaTheme="majorEastAsia" w:hAnsiTheme="majorHAnsi" w:cstheme="majorBidi"/>
-      <w:color w:val="4F81BD" w:themeColor="accent1"/>
+      <w:color w:val="000000"/>
       <w:sz w:val="20"/>
       <w:szCs w:val="20"/>
     </w:rPr>
@@ -696,7 +800,7 @@
       <w:rFonts w:asciiTheme="majorHAnsi" w:eastAsiaTheme="majorEastAsia" w:hAnsiTheme="majorHAnsi" w:cstheme="majorBidi"/>
       <w:i/>
       <w:iCs/>
-      <w:color w:val="404040" w:themeColor="text1" w:themeTint="BF"/>
+      <w:color w:val="000000"/>
       <w:sz w:val="20"/>
       <w:szCs w:val="20"/>
     </w:rPr>
@@ -747,7 +851,7 @@
       <w:rFonts w:asciiTheme="majorHAnsi" w:eastAsiaTheme="majorEastAsia" w:hAnsiTheme="majorHAnsi" w:cstheme="majorBidi"/>
       <w:b/>
       <w:bCs/>
-      <w:color w:val="365F91" w:themeColor="accent1" w:themeShade="BF"/>
+      <w:color w:val="000000"/>
       <w:sz w:val="28"/>
       <w:szCs w:val="28"/>
     </w:rPr>
@@ -762,7 +866,7 @@
       <w:rFonts w:asciiTheme="majorHAnsi" w:eastAsiaTheme="majorEastAsia" w:hAnsiTheme="majorHAnsi" w:cstheme="majorBidi"/>
       <w:b/>
       <w:bCs/>
-      <w:color w:val="4F81BD" w:themeColor="accent1"/>
+      <w:color w:val="000000"/>
       <w:sz w:val="26"/>
       <w:szCs w:val="26"/>
     </w:rPr>
@@ -777,7 +881,7 @@
       <w:rFonts w:asciiTheme="majorHAnsi" w:eastAsiaTheme="majorEastAsia" w:hAnsiTheme="majorHAnsi" w:cstheme="majorBidi"/>
       <w:b/>
       <w:bCs/>
-      <w:color w:val="4F81BD" w:themeColor="accent1"/>
+      <w:color w:val="000000"/>
     </w:rPr>
   </w:style>
   <w:style w:type="paragraph" w:styleId="Title">
@@ -789,7 +893,7 @@
     <w:qFormat/>
     <w:rsid w:val="00FC693F"/>
     <w:pPr>
-      <w:spacing w:after="100" w:line="250" w:lineRule="auto"/>
+      <w:spacing w:after="200" w:line="254" w:lineRule="auto"/>
       <w:contextualSpacing/>
     </w:pPr>
     <w:rPr>
@@ -798,7 +902,7 @@
       <w:color w:val="000000"/>
       <w:spacing w:val="5"/>
       <w:kern w:val="28"/>
-      <w:sz w:val="32"/>
+      <w:sz w:val="28"/>
       <w:szCs w:val="52"/>
     </w:rPr>
   </w:style>
@@ -810,7 +914,7 @@
     <w:rsid w:val="00FC693F"/>
     <w:rPr>
       <w:rFonts w:asciiTheme="majorHAnsi" w:eastAsiaTheme="majorEastAsia" w:hAnsiTheme="majorHAnsi" w:cstheme="majorBidi"/>
-      <w:color w:val="17365D" w:themeColor="text2" w:themeShade="BF"/>
+      <w:color w:val="000000"/>
       <w:spacing w:val="5"/>
       <w:kern w:val="28"/>
       <w:sz w:val="52"/>
@@ -834,7 +938,7 @@
       <w:rFonts w:asciiTheme="majorHAnsi" w:eastAsiaTheme="majorEastAsia" w:hAnsiTheme="majorHAnsi" w:cstheme="majorBidi"/>
       <w:i/>
       <w:iCs/>
-      <w:color w:val="4F81BD" w:themeColor="accent1"/>
+      <w:color w:val="000000"/>
       <w:spacing w:val="15"/>
       <w:sz w:val="24"/>
       <w:szCs w:val="24"/>
@@ -850,7 +954,7 @@
       <w:rFonts w:asciiTheme="majorHAnsi" w:eastAsiaTheme="majorEastAsia" w:hAnsiTheme="majorHAnsi" w:cstheme="majorBidi"/>
       <w:i/>
       <w:iCs/>
-      <w:color w:val="4F81BD" w:themeColor="accent1"/>
+      <w:color w:val="000000"/>
       <w:spacing w:val="15"/>
       <w:sz w:val="24"/>
       <w:szCs w:val="24"/>
@@ -1122,7 +1226,7 @@
     <w:rPr>
       <w:i/>
       <w:iCs/>
-      <w:color w:val="000000" w:themeColor="text1"/>
+      <w:color w:val="000000"/>
     </w:rPr>
   </w:style>
   <w:style w:type="character" w:customStyle="1" w:styleId="QuoteChar">
@@ -1134,7 +1238,7 @@
     <w:rPr>
       <w:i/>
       <w:iCs/>
-      <w:color w:val="000000" w:themeColor="text1"/>
+      <w:color w:val="000000"/>
     </w:rPr>
   </w:style>
   <w:style w:type="character" w:customStyle="1" w:styleId="Heading4Char">
@@ -1150,7 +1254,7 @@
       <w:bCs/>
       <w:i/>
       <w:iCs/>
-      <w:color w:val="4F81BD" w:themeColor="accent1"/>
+      <w:color w:val="000000"/>
     </w:rPr>
   </w:style>
   <w:style w:type="character" w:customStyle="1" w:styleId="Heading5Char">
@@ -1162,7 +1266,7 @@
     <w:rsid w:val="00FC693F"/>
     <w:rPr>
       <w:rFonts w:asciiTheme="majorHAnsi" w:eastAsiaTheme="majorEastAsia" w:hAnsiTheme="majorHAnsi" w:cstheme="majorBidi"/>
-      <w:color w:val="243F60" w:themeColor="accent1" w:themeShade="7F"/>
+      <w:color w:val="000000"/>
     </w:rPr>
   </w:style>
   <w:style w:type="character" w:customStyle="1" w:styleId="Heading6Char">
@@ -1176,7 +1280,7 @@
       <w:rFonts w:asciiTheme="majorHAnsi" w:eastAsiaTheme="majorEastAsia" w:hAnsiTheme="majorHAnsi" w:cstheme="majorBidi"/>
       <w:i/>
       <w:iCs/>
-      <w:color w:val="243F60" w:themeColor="accent1" w:themeShade="7F"/>
+      <w:color w:val="000000"/>
     </w:rPr>
   </w:style>
   <w:style w:type="character" w:customStyle="1" w:styleId="Heading7Char">
@@ -1190,7 +1294,7 @@
       <w:rFonts w:asciiTheme="majorHAnsi" w:eastAsiaTheme="majorEastAsia" w:hAnsiTheme="majorHAnsi" w:cstheme="majorBidi"/>
       <w:i/>
       <w:iCs/>
-      <w:color w:val="404040" w:themeColor="text1" w:themeTint="BF"/>
+      <w:color w:val="000000"/>
     </w:rPr>
   </w:style>
   <w:style w:type="character" w:customStyle="1" w:styleId="Heading8Char">
@@ -1202,7 +1306,7 @@
     <w:rsid w:val="00FC693F"/>
     <w:rPr>
       <w:rFonts w:asciiTheme="majorHAnsi" w:eastAsiaTheme="majorEastAsia" w:hAnsiTheme="majorHAnsi" w:cstheme="majorBidi"/>
-      <w:color w:val="4F81BD" w:themeColor="accent1"/>
+      <w:color w:val="000000"/>
       <w:sz w:val="20"/>
       <w:szCs w:val="20"/>
     </w:rPr>
@@ -1218,7 +1322,7 @@
       <w:rFonts w:asciiTheme="majorHAnsi" w:eastAsiaTheme="majorEastAsia" w:hAnsiTheme="majorHAnsi" w:cstheme="majorBidi"/>
       <w:i/>
       <w:iCs/>
-      <w:color w:val="404040" w:themeColor="text1" w:themeTint="BF"/>
+      <w:color w:val="000000"/>
       <w:sz w:val="20"/>
       <w:szCs w:val="20"/>
     </w:rPr>
@@ -1238,7 +1342,7 @@
     <w:rPr>
       <w:b/>
       <w:bCs/>
-      <w:color w:val="4F81BD" w:themeColor="accent1"/>
+      <w:color w:val="000000"/>
       <w:sz w:val="18"/>
       <w:szCs w:val="18"/>
     </w:rPr>
@@ -1282,7 +1386,7 @@
       <w:bCs/>
       <w:i/>
       <w:iCs/>
-      <w:color w:val="4F81BD" w:themeColor="accent1"/>
+      <w:color w:val="000000"/>
     </w:rPr>
   </w:style>
   <w:style w:type="character" w:customStyle="1" w:styleId="IntenseQuoteChar">
@@ -1296,7 +1400,7 @@
       <w:bCs/>
       <w:i/>
       <w:iCs/>
-      <w:color w:val="4F81BD" w:themeColor="accent1"/>
+      <w:color w:val="000000"/>
     </w:rPr>
   </w:style>
   <w:style w:type="character" w:styleId="SubtleEmphasis">
@@ -1308,7 +1412,7 @@
     <w:rPr>
       <w:i/>
       <w:iCs/>
-      <w:color w:val="808080" w:themeColor="text1" w:themeTint="7F"/>
+      <w:color w:val="000000"/>
     </w:rPr>
   </w:style>
   <w:style w:type="character" w:styleId="IntenseEmphasis">
@@ -1322,7 +1426,7 @@
       <w:bCs/>
       <w:i/>
       <w:iCs/>
-      <w:color w:val="4F81BD" w:themeColor="accent1"/>
+      <w:color w:val="000000"/>
     </w:rPr>
   </w:style>
   <w:style w:type="character" w:styleId="SubtleReference">
@@ -1333,7 +1437,7 @@
     <w:rsid w:val="00FC693F"/>
     <w:rPr>
       <w:smallCaps/>
-      <w:color w:val="C0504D" w:themeColor="accent2"/>
+      <w:color w:val="000000"/>
       <w:u w:val="single"/>
     </w:rPr>
   </w:style>
@@ -1347,7 +1451,7 @@
       <w:b/>
       <w:bCs/>
       <w:smallCaps/>
-      <w:color w:val="C0504D" w:themeColor="accent2"/>
+      <w:color w:val="000000"/>
       <w:spacing w:val="5"/>
       <w:u w:val="single"/>
     </w:rPr>
@@ -1413,7 +1517,7 @@
       <w:spacing w:after="0" w:line="240" w:lineRule="auto"/>
     </w:pPr>
     <w:rPr>
-      <w:color w:val="000000" w:themeColor="text1" w:themeShade="BF"/>
+      <w:color w:val="000000"/>
     </w:rPr>
     <w:tblPr>
       <w:tblStyleRowBandSize w:val="1"/>
@@ -1516,7 +1620,7 @@
       <w:spacing w:after="0" w:line="240" w:lineRule="auto"/>
     </w:pPr>
     <w:rPr>
-      <w:color w:val="365F91" w:themeColor="accent1" w:themeShade="BF"/>
+      <w:color w:val="000000"/>
     </w:rPr>
     <w:tblPr>
       <w:tblStyleRowBandSize w:val="1"/>
@@ -1619,7 +1723,7 @@
       <w:spacing w:after="0" w:line="240" w:lineRule="auto"/>
     </w:pPr>
     <w:rPr>
-      <w:color w:val="943634" w:themeColor="accent2" w:themeShade="BF"/>
+      <w:color w:val="000000"/>
     </w:rPr>
     <w:tblPr>
       <w:tblStyleRowBandSize w:val="1"/>
@@ -1722,7 +1826,7 @@
       <w:spacing w:after="0" w:line="240" w:lineRule="auto"/>
     </w:pPr>
     <w:rPr>
-      <w:color w:val="76923C" w:themeColor="accent3" w:themeShade="BF"/>
+      <w:color w:val="000000"/>
     </w:rPr>
     <w:tblPr>
       <w:tblStyleRowBandSize w:val="1"/>
@@ -1825,7 +1929,7 @@
       <w:spacing w:after="0" w:line="240" w:lineRule="auto"/>
     </w:pPr>
     <w:rPr>
-      <w:color w:val="5F497A" w:themeColor="accent4" w:themeShade="BF"/>
+      <w:color w:val="000000"/>
     </w:rPr>
     <w:tblPr>
       <w:tblStyleRowBandSize w:val="1"/>
@@ -1928,7 +2032,7 @@
       <w:spacing w:after="0" w:line="240" w:lineRule="auto"/>
     </w:pPr>
     <w:rPr>
-      <w:color w:val="31849B" w:themeColor="accent5" w:themeShade="BF"/>
+      <w:color w:val="000000"/>
     </w:rPr>
     <w:tblPr>
       <w:tblStyleRowBandSize w:val="1"/>
@@ -2031,7 +2135,7 @@
       <w:spacing w:after="0" w:line="240" w:lineRule="auto"/>
     </w:pPr>
     <w:rPr>
-      <w:color w:val="E36C0A" w:themeColor="accent6" w:themeShade="BF"/>
+      <w:color w:val="000000"/>
     </w:rPr>
     <w:tblPr>
       <w:tblStyleRowBandSize w:val="1"/>
@@ -2157,7 +2261,7 @@
       <w:rPr>
         <w:b/>
         <w:bCs/>
-        <w:color w:val="FFFFFF" w:themeColor="background1"/>
+        <w:color w:val="000000"/>
       </w:rPr>
       <w:tblPr/>
       <w:tcPr>
@@ -2249,7 +2353,7 @@
       <w:rPr>
         <w:b/>
         <w:bCs/>
-        <w:color w:val="FFFFFF" w:themeColor="background1"/>
+        <w:color w:val="000000"/>
       </w:rPr>
       <w:tblPr/>
       <w:tcPr>
@@ -2341,7 +2445,7 @@
       <w:rPr>
         <w:b/>
         <w:bCs/>
-        <w:color w:val="FFFFFF" w:themeColor="background1"/>
+        <w:color w:val="000000"/>
       </w:rPr>
       <w:tblPr/>
       <w:tcPr>
@@ -2433,7 +2537,7 @@
       <w:rPr>
         <w:b/>
         <w:bCs/>
-        <w:color w:val="FFFFFF" w:themeColor="background1"/>
+        <w:color w:val="000000"/>
       </w:rPr>
       <w:tblPr/>
       <w:tcPr>
@@ -2525,7 +2629,7 @@
       <w:rPr>
         <w:b/>
         <w:bCs/>
-        <w:color w:val="FFFFFF" w:themeColor="background1"/>
+        <w:color w:val="000000"/>
       </w:rPr>
       <w:tblPr/>
       <w:tcPr>
@@ -2617,7 +2721,7 @@
       <w:rPr>
         <w:b/>
         <w:bCs/>
-        <w:color w:val="FFFFFF" w:themeColor="background1"/>
+        <w:color w:val="000000"/>
       </w:rPr>
       <w:tblPr/>
       <w:tcPr>
@@ -2709,7 +2813,7 @@
       <w:rPr>
         <w:b/>
         <w:bCs/>
-        <w:color w:val="FFFFFF" w:themeColor="background1"/>
+        <w:color w:val="000000"/>
       </w:rPr>
       <w:tblPr/>
       <w:tcPr>
@@ -3712,7 +3816,7 @@
       <w:rPr>
         <w:b/>
         <w:bCs/>
-        <w:color w:val="FFFFFF" w:themeColor="background1"/>
+        <w:color w:val="000000"/>
       </w:rPr>
       <w:tblPr/>
       <w:tcPr>
@@ -3818,7 +3922,7 @@
       <w:rPr>
         <w:b/>
         <w:bCs/>
-        <w:color w:val="FFFFFF" w:themeColor="background1"/>
+        <w:color w:val="000000"/>
       </w:rPr>
       <w:tblPr/>
       <w:tcPr>
@@ -3924,7 +4028,7 @@
       <w:rPr>
         <w:b/>
         <w:bCs/>
-        <w:color w:val="FFFFFF" w:themeColor="background1"/>
+        <w:color w:val="000000"/>
       </w:rPr>
       <w:tblPr/>
       <w:tcPr>
@@ -4030,7 +4134,7 @@
       <w:rPr>
         <w:b/>
         <w:bCs/>
-        <w:color w:val="FFFFFF" w:themeColor="background1"/>
+        <w:color w:val="000000"/>
       </w:rPr>
       <w:tblPr/>
       <w:tcPr>
@@ -4136,7 +4240,7 @@
       <w:rPr>
         <w:b/>
         <w:bCs/>
-        <w:color w:val="FFFFFF" w:themeColor="background1"/>
+        <w:color w:val="000000"/>
       </w:rPr>
       <w:tblPr/>
       <w:tcPr>
@@ -4242,7 +4346,7 @@
       <w:rPr>
         <w:b/>
         <w:bCs/>
-        <w:color w:val="FFFFFF" w:themeColor="background1"/>
+        <w:color w:val="000000"/>
       </w:rPr>
       <w:tblPr/>
       <w:tcPr>
@@ -4348,7 +4452,7 @@
       <w:rPr>
         <w:b/>
         <w:bCs/>
-        <w:color w:val="FFFFFF" w:themeColor="background1"/>
+        <w:color w:val="000000"/>
       </w:rPr>
       <w:tblPr/>
       <w:tcPr>
@@ -4451,7 +4555,7 @@
       <w:rPr>
         <w:b/>
         <w:bCs/>
-        <w:color w:val="FFFFFF" w:themeColor="background1"/>
+        <w:color w:val="000000"/>
       </w:rPr>
       <w:tblPr/>
       <w:tcPr>
@@ -4471,7 +4575,7 @@
         <w:spacing w:before="0" w:after="0" w:line="240" w:lineRule="auto"/>
       </w:pPr>
       <w:rPr>
-        <w:color w:val="auto"/>
+        <w:color w:val="000000"/>
       </w:rPr>
       <w:tblPr/>
       <w:tcPr>
@@ -4490,7 +4594,7 @@
       <w:rPr>
         <w:b/>
         <w:bCs/>
-        <w:color w:val="FFFFFF" w:themeColor="background1"/>
+        <w:color w:val="000000"/>
       </w:rPr>
       <w:tblPr/>
       <w:tcPr>
@@ -4509,7 +4613,7 @@
       <w:rPr>
         <w:b/>
         <w:bCs/>
-        <w:color w:val="FFFFFF" w:themeColor="background1"/>
+        <w:color w:val="000000"/>
       </w:rPr>
       <w:tblPr/>
       <w:tcPr>
@@ -4555,7 +4659,7 @@
     </w:tblStylePr>
     <w:tblStylePr w:type="nwCell">
       <w:rPr>
-        <w:color w:val="FFFFFF" w:themeColor="background1"/>
+        <w:color w:val="000000"/>
       </w:rPr>
       <w:tblPr/>
       <w:tcPr>
@@ -4600,7 +4704,7 @@
       <w:rPr>
         <w:b/>
         <w:bCs/>
-        <w:color w:val="FFFFFF" w:themeColor="background1"/>
+        <w:color w:val="000000"/>
       </w:rPr>
       <w:tblPr/>
       <w:tcPr>
@@ -4620,7 +4724,7 @@
         <w:spacing w:before="0" w:after="0" w:line="240" w:lineRule="auto"/>
       </w:pPr>
       <w:rPr>
-        <w:color w:val="auto"/>
+        <w:color w:val="000000"/>
       </w:rPr>
       <w:tblPr/>
       <w:tcPr>
@@ -4639,7 +4743,7 @@
       <w:rPr>
         <w:b/>
         <w:bCs/>
-        <w:color w:val="FFFFFF" w:themeColor="background1"/>
+        <w:color w:val="000000"/>
       </w:rPr>
       <w:tblPr/>
       <w:tcPr>
@@ -4658,7 +4762,7 @@
       <w:rPr>
         <w:b/>
         <w:bCs/>
-        <w:color w:val="FFFFFF" w:themeColor="background1"/>
+        <w:color w:val="000000"/>
       </w:rPr>
       <w:tblPr/>
       <w:tcPr>
@@ -4704,7 +4808,7 @@
     </w:tblStylePr>
     <w:tblStylePr w:type="nwCell">
       <w:rPr>
-        <w:color w:val="FFFFFF" w:themeColor="background1"/>
+        <w:color w:val="000000"/>
       </w:rPr>
       <w:tblPr/>
       <w:tcPr>
@@ -4749,7 +4853,7 @@
       <w:rPr>
         <w:b/>
         <w:bCs/>
-        <w:color w:val="FFFFFF" w:themeColor="background1"/>
+        <w:color w:val="000000"/>
       </w:rPr>
       <w:tblPr/>
       <w:tcPr>
@@ -4769,7 +4873,7 @@
         <w:spacing w:before="0" w:after="0" w:line="240" w:lineRule="auto"/>
       </w:pPr>
       <w:rPr>
-        <w:color w:val="auto"/>
+        <w:color w:val="000000"/>
       </w:rPr>
       <w:tblPr/>
       <w:tcPr>
@@ -4788,7 +4892,7 @@
       <w:rPr>
         <w:b/>
         <w:bCs/>
-        <w:color w:val="FFFFFF" w:themeColor="background1"/>
+        <w:color w:val="000000"/>
       </w:rPr>
       <w:tblPr/>
       <w:tcPr>
@@ -4807,7 +4911,7 @@
       <w:rPr>
         <w:b/>
         <w:bCs/>
-        <w:color w:val="FFFFFF" w:themeColor="background1"/>
+        <w:color w:val="000000"/>
       </w:rPr>
       <w:tblPr/>
       <w:tcPr>
@@ -4853,7 +4957,7 @@
     </w:tblStylePr>
     <w:tblStylePr w:type="nwCell">
       <w:rPr>
-        <w:color w:val="FFFFFF" w:themeColor="background1"/>
+        <w:color w:val="000000"/>
       </w:rPr>
       <w:tblPr/>
       <w:tcPr>
@@ -4898,7 +5002,7 @@
       <w:rPr>
         <w:b/>
         <w:bCs/>
-        <w:color w:val="FFFFFF" w:themeColor="background1"/>
+        <w:color w:val="000000"/>
       </w:rPr>
       <w:tblPr/>
       <w:tcPr>
@@ -4918,7 +5022,7 @@
         <w:spacing w:before="0" w:after="0" w:line="240" w:lineRule="auto"/>
       </w:pPr>
       <w:rPr>
-        <w:color w:val="auto"/>
+        <w:color w:val="000000"/>
       </w:rPr>
       <w:tblPr/>
       <w:tcPr>
@@ -4937,7 +5041,7 @@
       <w:rPr>
         <w:b/>
         <w:bCs/>
-        <w:color w:val="FFFFFF" w:themeColor="background1"/>
+        <w:color w:val="000000"/>
       </w:rPr>
       <w:tblPr/>
       <w:tcPr>
@@ -4956,7 +5060,7 @@
       <w:rPr>
         <w:b/>
         <w:bCs/>
-        <w:color w:val="FFFFFF" w:themeColor="background1"/>
+        <w:color w:val="000000"/>
       </w:rPr>
       <w:tblPr/>
       <w:tcPr>
@@ -5002,7 +5106,7 @@
     </w:tblStylePr>
     <w:tblStylePr w:type="nwCell">
       <w:rPr>
-        <w:color w:val="FFFFFF" w:themeColor="background1"/>
+        <w:color w:val="000000"/>
       </w:rPr>
       <w:tblPr/>
       <w:tcPr>
@@ -5047,7 +5151,7 @@
       <w:rPr>
         <w:b/>
         <w:bCs/>
-        <w:color w:val="FFFFFF" w:themeColor="background1"/>
+        <w:color w:val="000000"/>
       </w:rPr>
       <w:tblPr/>
       <w:tcPr>
@@ -5067,7 +5171,7 @@
         <w:spacing w:before="0" w:after="0" w:line="240" w:lineRule="auto"/>
       </w:pPr>
       <w:rPr>
-        <w:color w:val="auto"/>
+        <w:color w:val="000000"/>
       </w:rPr>
       <w:tblPr/>
       <w:tcPr>
@@ -5086,7 +5190,7 @@
       <w:rPr>
         <w:b/>
         <w:bCs/>
-        <w:color w:val="FFFFFF" w:themeColor="background1"/>
+        <w:color w:val="000000"/>
       </w:rPr>
       <w:tblPr/>
       <w:tcPr>
@@ -5105,7 +5209,7 @@
       <w:rPr>
         <w:b/>
         <w:bCs/>
-        <w:color w:val="FFFFFF" w:themeColor="background1"/>
+        <w:color w:val="000000"/>
       </w:rPr>
       <w:tblPr/>
       <w:tcPr>
@@ -5151,7 +5255,7 @@
     </w:tblStylePr>
     <w:tblStylePr w:type="nwCell">
       <w:rPr>
-        <w:color w:val="FFFFFF" w:themeColor="background1"/>
+        <w:color w:val="000000"/>
       </w:rPr>
       <w:tblPr/>
       <w:tcPr>
@@ -5196,7 +5300,7 @@
       <w:rPr>
         <w:b/>
         <w:bCs/>
-        <w:color w:val="FFFFFF" w:themeColor="background1"/>
+        <w:color w:val="000000"/>
       </w:rPr>
       <w:tblPr/>
       <w:tcPr>
@@ -5216,7 +5320,7 @@
         <w:spacing w:before="0" w:after="0" w:line="240" w:lineRule="auto"/>
       </w:pPr>
       <w:rPr>
-        <w:color w:val="auto"/>
+        <w:color w:val="000000"/>
       </w:rPr>
       <w:tblPr/>
       <w:tcPr>
@@ -5235,7 +5339,7 @@
       <w:rPr>
         <w:b/>
         <w:bCs/>
-        <w:color w:val="FFFFFF" w:themeColor="background1"/>
+        <w:color w:val="000000"/>
       </w:rPr>
       <w:tblPr/>
       <w:tcPr>
@@ -5254,7 +5358,7 @@
       <w:rPr>
         <w:b/>
         <w:bCs/>
-        <w:color w:val="FFFFFF" w:themeColor="background1"/>
+        <w:color w:val="000000"/>
       </w:rPr>
       <w:tblPr/>
       <w:tcPr>
@@ -5300,7 +5404,7 @@
     </w:tblStylePr>
     <w:tblStylePr w:type="nwCell">
       <w:rPr>
-        <w:color w:val="FFFFFF" w:themeColor="background1"/>
+        <w:color w:val="000000"/>
       </w:rPr>
       <w:tblPr/>
       <w:tcPr>
@@ -5345,7 +5449,7 @@
       <w:rPr>
         <w:b/>
         <w:bCs/>
-        <w:color w:val="FFFFFF" w:themeColor="background1"/>
+        <w:color w:val="000000"/>
       </w:rPr>
       <w:tblPr/>
       <w:tcPr>
@@ -5365,7 +5469,7 @@
         <w:spacing w:before="0" w:after="0" w:line="240" w:lineRule="auto"/>
       </w:pPr>
       <w:rPr>
-        <w:color w:val="auto"/>
+        <w:color w:val="000000"/>
       </w:rPr>
       <w:tblPr/>
       <w:tcPr>
@@ -5384,7 +5488,7 @@
       <w:rPr>
         <w:b/>
         <w:bCs/>
-        <w:color w:val="FFFFFF" w:themeColor="background1"/>
+        <w:color w:val="000000"/>
       </w:rPr>
       <w:tblPr/>
       <w:tcPr>
@@ -5403,7 +5507,7 @@
       <w:rPr>
         <w:b/>
         <w:bCs/>
-        <w:color w:val="FFFFFF" w:themeColor="background1"/>
+        <w:color w:val="000000"/>
       </w:rPr>
       <w:tblPr/>
       <w:tcPr>
@@ -5449,7 +5553,7 @@
     </w:tblStylePr>
     <w:tblStylePr w:type="nwCell">
       <w:rPr>
-        <w:color w:val="FFFFFF" w:themeColor="background1"/>
+        <w:color w:val="000000"/>
       </w:rPr>
       <w:tblPr/>
       <w:tcPr>
@@ -5473,7 +5577,7 @@
       <w:spacing w:after="0" w:line="240" w:lineRule="auto"/>
     </w:pPr>
     <w:rPr>
-      <w:color w:val="000000" w:themeColor="text1"/>
+      <w:color w:val="000000"/>
     </w:rPr>
     <w:tblPr>
       <w:tblStyleRowBandSize w:val="1"/>
@@ -5506,7 +5610,7 @@
       <w:rPr>
         <w:b/>
         <w:bCs/>
-        <w:color w:val="1F497D" w:themeColor="text2"/>
+        <w:color w:val="000000"/>
       </w:rPr>
       <w:tblPr/>
       <w:tcPr>
@@ -5557,7 +5661,7 @@
       <w:spacing w:after="0" w:line="240" w:lineRule="auto"/>
     </w:pPr>
     <w:rPr>
-      <w:color w:val="000000" w:themeColor="text1"/>
+      <w:color w:val="000000"/>
     </w:rPr>
     <w:tblPr>
       <w:tblStyleRowBandSize w:val="1"/>
@@ -5590,7 +5694,7 @@
       <w:rPr>
         <w:b/>
         <w:bCs/>
-        <w:color w:val="1F497D" w:themeColor="text2"/>
+        <w:color w:val="000000"/>
       </w:rPr>
       <w:tblPr/>
       <w:tcPr>
@@ -5641,7 +5745,7 @@
       <w:spacing w:after="0" w:line="240" w:lineRule="auto"/>
     </w:pPr>
     <w:rPr>
-      <w:color w:val="000000" w:themeColor="text1"/>
+      <w:color w:val="000000"/>
     </w:rPr>
     <w:tblPr>
       <w:tblStyleRowBandSize w:val="1"/>
@@ -5674,7 +5778,7 @@
       <w:rPr>
         <w:b/>
         <w:bCs/>
-        <w:color w:val="1F497D" w:themeColor="text2"/>
+        <w:color w:val="000000"/>
       </w:rPr>
       <w:tblPr/>
       <w:tcPr>
@@ -5725,7 +5829,7 @@
       <w:spacing w:after="0" w:line="240" w:lineRule="auto"/>
     </w:pPr>
     <w:rPr>
-      <w:color w:val="000000" w:themeColor="text1"/>
+      <w:color w:val="000000"/>
     </w:rPr>
     <w:tblPr>
       <w:tblStyleRowBandSize w:val="1"/>
@@ -5758,7 +5862,7 @@
       <w:rPr>
         <w:b/>
         <w:bCs/>
-        <w:color w:val="1F497D" w:themeColor="text2"/>
+        <w:color w:val="000000"/>
       </w:rPr>
       <w:tblPr/>
       <w:tcPr>
@@ -5809,7 +5913,7 @@
       <w:spacing w:after="0" w:line="240" w:lineRule="auto"/>
     </w:pPr>
     <w:rPr>
-      <w:color w:val="000000" w:themeColor="text1"/>
+      <w:color w:val="000000"/>
     </w:rPr>
     <w:tblPr>
       <w:tblStyleRowBandSize w:val="1"/>
@@ -5842,7 +5946,7 @@
       <w:rPr>
         <w:b/>
         <w:bCs/>
-        <w:color w:val="1F497D" w:themeColor="text2"/>
+        <w:color w:val="000000"/>
       </w:rPr>
       <w:tblPr/>
       <w:tcPr>
@@ -5893,7 +5997,7 @@
       <w:spacing w:after="0" w:line="240" w:lineRule="auto"/>
     </w:pPr>
     <w:rPr>
-      <w:color w:val="000000" w:themeColor="text1"/>
+      <w:color w:val="000000"/>
     </w:rPr>
     <w:tblPr>
       <w:tblStyleRowBandSize w:val="1"/>
@@ -5926,7 +6030,7 @@
       <w:rPr>
         <w:b/>
         <w:bCs/>
-        <w:color w:val="1F497D" w:themeColor="text2"/>
+        <w:color w:val="000000"/>
       </w:rPr>
       <w:tblPr/>
       <w:tcPr>
@@ -5977,7 +6081,7 @@
       <w:spacing w:after="0" w:line="240" w:lineRule="auto"/>
     </w:pPr>
     <w:rPr>
-      <w:color w:val="000000" w:themeColor="text1"/>
+      <w:color w:val="000000"/>
     </w:rPr>
     <w:tblPr>
       <w:tblStyleRowBandSize w:val="1"/>
@@ -6010,7 +6114,7 @@
       <w:rPr>
         <w:b/>
         <w:bCs/>
-        <w:color w:val="1F497D" w:themeColor="text2"/>
+        <w:color w:val="000000"/>
       </w:rPr>
       <w:tblPr/>
       <w:tcPr>
@@ -6062,7 +6166,7 @@
     </w:pPr>
     <w:rPr>
       <w:rFonts w:asciiTheme="majorHAnsi" w:eastAsiaTheme="majorEastAsia" w:hAnsiTheme="majorHAnsi" w:cstheme="majorBidi"/>
-      <w:color w:val="000000" w:themeColor="text1"/>
+      <w:color w:val="000000"/>
     </w:rPr>
     <w:tblPr>
       <w:tblStyleRowBandSize w:val="1"/>
@@ -6190,7 +6294,7 @@
     </w:pPr>
     <w:rPr>
       <w:rFonts w:asciiTheme="majorHAnsi" w:eastAsiaTheme="majorEastAsia" w:hAnsiTheme="majorHAnsi" w:cstheme="majorBidi"/>
-      <w:color w:val="000000" w:themeColor="text1"/>
+      <w:color w:val="000000"/>
     </w:rPr>
     <w:tblPr>
       <w:tblStyleRowBandSize w:val="1"/>
@@ -6318,7 +6422,7 @@
     </w:pPr>
     <w:rPr>
       <w:rFonts w:asciiTheme="majorHAnsi" w:eastAsiaTheme="majorEastAsia" w:hAnsiTheme="majorHAnsi" w:cstheme="majorBidi"/>
-      <w:color w:val="000000" w:themeColor="text1"/>
+      <w:color w:val="000000"/>
     </w:rPr>
     <w:tblPr>
       <w:tblStyleRowBandSize w:val="1"/>
@@ -6446,7 +6550,7 @@
     </w:pPr>
     <w:rPr>
       <w:rFonts w:asciiTheme="majorHAnsi" w:eastAsiaTheme="majorEastAsia" w:hAnsiTheme="majorHAnsi" w:cstheme="majorBidi"/>
-      <w:color w:val="000000" w:themeColor="text1"/>
+      <w:color w:val="000000"/>
     </w:rPr>
     <w:tblPr>
       <w:tblStyleRowBandSize w:val="1"/>
@@ -6574,7 +6678,7 @@
     </w:pPr>
     <w:rPr>
       <w:rFonts w:asciiTheme="majorHAnsi" w:eastAsiaTheme="majorEastAsia" w:hAnsiTheme="majorHAnsi" w:cstheme="majorBidi"/>
-      <w:color w:val="000000" w:themeColor="text1"/>
+      <w:color w:val="000000"/>
     </w:rPr>
     <w:tblPr>
       <w:tblStyleRowBandSize w:val="1"/>
@@ -6702,7 +6806,7 @@
     </w:pPr>
     <w:rPr>
       <w:rFonts w:asciiTheme="majorHAnsi" w:eastAsiaTheme="majorEastAsia" w:hAnsiTheme="majorHAnsi" w:cstheme="majorBidi"/>
-      <w:color w:val="000000" w:themeColor="text1"/>
+      <w:color w:val="000000"/>
     </w:rPr>
     <w:tblPr>
       <w:tblStyleRowBandSize w:val="1"/>
@@ -6830,7 +6934,7 @@
     </w:pPr>
     <w:rPr>
       <w:rFonts w:asciiTheme="majorHAnsi" w:eastAsiaTheme="majorEastAsia" w:hAnsiTheme="majorHAnsi" w:cstheme="majorBidi"/>
-      <w:color w:val="000000" w:themeColor="text1"/>
+      <w:color w:val="000000"/>
     </w:rPr>
     <w:tblPr>
       <w:tblStyleRowBandSize w:val="1"/>
@@ -7469,7 +7573,7 @@
     </w:pPr>
     <w:rPr>
       <w:rFonts w:asciiTheme="majorHAnsi" w:eastAsiaTheme="majorEastAsia" w:hAnsiTheme="majorHAnsi" w:cstheme="majorBidi"/>
-      <w:color w:val="000000" w:themeColor="text1"/>
+      <w:color w:val="000000"/>
     </w:rPr>
     <w:tblPr>
       <w:tblStyleRowBandSize w:val="1"/>
@@ -7497,7 +7601,7 @@
       <w:rPr>
         <w:b/>
         <w:bCs/>
-        <w:color w:val="000000" w:themeColor="text1"/>
+        <w:color w:val="000000"/>
       </w:rPr>
       <w:tblPr/>
       <w:tcPr>
@@ -7508,7 +7612,7 @@
       <w:rPr>
         <w:b/>
         <w:bCs/>
-        <w:color w:val="000000" w:themeColor="text1"/>
+        <w:color w:val="000000"/>
       </w:rPr>
       <w:tblPr/>
       <w:tcPr>
@@ -7527,7 +7631,7 @@
       <w:rPr>
         <w:b/>
         <w:bCs/>
-        <w:color w:val="000000" w:themeColor="text1"/>
+        <w:color w:val="000000"/>
       </w:rPr>
       <w:tblPr/>
       <w:tcPr>
@@ -7546,7 +7650,7 @@
       <w:rPr>
         <w:b w:val="0"/>
         <w:bCs w:val="0"/>
-        <w:color w:val="000000" w:themeColor="text1"/>
+        <w:color w:val="000000"/>
       </w:rPr>
       <w:tblPr/>
       <w:tcPr>
@@ -7594,7 +7698,7 @@
     </w:pPr>
     <w:rPr>
       <w:rFonts w:asciiTheme="majorHAnsi" w:eastAsiaTheme="majorEastAsia" w:hAnsiTheme="majorHAnsi" w:cstheme="majorBidi"/>
-      <w:color w:val="000000" w:themeColor="text1"/>
+      <w:color w:val="000000"/>
     </w:rPr>
     <w:tblPr>
       <w:tblStyleRowBandSize w:val="1"/>
@@ -7622,7 +7726,7 @@
       <w:rPr>
         <w:b/>
         <w:bCs/>
-        <w:color w:val="000000" w:themeColor="text1"/>
+        <w:color w:val="000000"/>
       </w:rPr>
       <w:tblPr/>
       <w:tcPr>
@@ -7633,7 +7737,7 @@
       <w:rPr>
         <w:b/>
         <w:bCs/>
-        <w:color w:val="000000" w:themeColor="text1"/>
+        <w:color w:val="000000"/>
       </w:rPr>
       <w:tblPr/>
       <w:tcPr>
@@ -7652,7 +7756,7 @@
       <w:rPr>
         <w:b/>
         <w:bCs/>
-        <w:color w:val="000000" w:themeColor="text1"/>
+        <w:color w:val="000000"/>
       </w:rPr>
       <w:tblPr/>
       <w:tcPr>
@@ -7671,7 +7775,7 @@
       <w:rPr>
         <w:b w:val="0"/>
         <w:bCs w:val="0"/>
-        <w:color w:val="000000" w:themeColor="text1"/>
+        <w:color w:val="000000"/>
       </w:rPr>
       <w:tblPr/>
       <w:tcPr>
@@ -7719,7 +7823,7 @@
     </w:pPr>
     <w:rPr>
       <w:rFonts w:asciiTheme="majorHAnsi" w:eastAsiaTheme="majorEastAsia" w:hAnsiTheme="majorHAnsi" w:cstheme="majorBidi"/>
-      <w:color w:val="000000" w:themeColor="text1"/>
+      <w:color w:val="000000"/>
     </w:rPr>
     <w:tblPr>
       <w:tblStyleRowBandSize w:val="1"/>
@@ -7747,7 +7851,7 @@
       <w:rPr>
         <w:b/>
         <w:bCs/>
-        <w:color w:val="000000" w:themeColor="text1"/>
+        <w:color w:val="000000"/>
       </w:rPr>
       <w:tblPr/>
       <w:tcPr>
@@ -7758,7 +7862,7 @@
       <w:rPr>
         <w:b/>
         <w:bCs/>
-        <w:color w:val="000000" w:themeColor="text1"/>
+        <w:color w:val="000000"/>
       </w:rPr>
       <w:tblPr/>
       <w:tcPr>
@@ -7777,7 +7881,7 @@
       <w:rPr>
         <w:b/>
         <w:bCs/>
-        <w:color w:val="000000" w:themeColor="text1"/>
+        <w:color w:val="000000"/>
       </w:rPr>
       <w:tblPr/>
       <w:tcPr>
@@ -7796,7 +7900,7 @@
       <w:rPr>
         <w:b w:val="0"/>
         <w:bCs w:val="0"/>
-        <w:color w:val="000000" w:themeColor="text1"/>
+        <w:color w:val="000000"/>
       </w:rPr>
       <w:tblPr/>
       <w:tcPr>
@@ -7844,7 +7948,7 @@
     </w:pPr>
     <w:rPr>
       <w:rFonts w:asciiTheme="majorHAnsi" w:eastAsiaTheme="majorEastAsia" w:hAnsiTheme="majorHAnsi" w:cstheme="majorBidi"/>
-      <w:color w:val="000000" w:themeColor="text1"/>
+      <w:color w:val="000000"/>
     </w:rPr>
     <w:tblPr>
       <w:tblStyleRowBandSize w:val="1"/>
@@ -7872,7 +7976,7 @@
       <w:rPr>
         <w:b/>
         <w:bCs/>
-        <w:color w:val="000000" w:themeColor="text1"/>
+        <w:color w:val="000000"/>
       </w:rPr>
       <w:tblPr/>
       <w:tcPr>
@@ -7883,7 +7987,7 @@
       <w:rPr>
         <w:b/>
         <w:bCs/>
-        <w:color w:val="000000" w:themeColor="text1"/>
+        <w:color w:val="000000"/>
       </w:rPr>
       <w:tblPr/>
       <w:tcPr>
@@ -7902,7 +8006,7 @@
       <w:rPr>
         <w:b/>
         <w:bCs/>
-        <w:color w:val="000000" w:themeColor="text1"/>
+        <w:color w:val="000000"/>
       </w:rPr>
       <w:tblPr/>
       <w:tcPr>
@@ -7921,7 +8025,7 @@
       <w:rPr>
         <w:b w:val="0"/>
         <w:bCs w:val="0"/>
-        <w:color w:val="000000" w:themeColor="text1"/>
+        <w:color w:val="000000"/>
       </w:rPr>
       <w:tblPr/>
       <w:tcPr>
@@ -7969,7 +8073,7 @@
     </w:pPr>
     <w:rPr>
       <w:rFonts w:asciiTheme="majorHAnsi" w:eastAsiaTheme="majorEastAsia" w:hAnsiTheme="majorHAnsi" w:cstheme="majorBidi"/>
-      <w:color w:val="000000" w:themeColor="text1"/>
+      <w:color w:val="000000"/>
     </w:rPr>
     <w:tblPr>
       <w:tblStyleRowBandSize w:val="1"/>
@@ -7997,7 +8101,7 @@
       <w:rPr>
         <w:b/>
         <w:bCs/>
-        <w:color w:val="000000" w:themeColor="text1"/>
+        <w:color w:val="000000"/>
       </w:rPr>
       <w:tblPr/>
       <w:tcPr>
@@ -8008,7 +8112,7 @@
       <w:rPr>
         <w:b/>
         <w:bCs/>
-        <w:color w:val="000000" w:themeColor="text1"/>
+        <w:color w:val="000000"/>
       </w:rPr>
       <w:tblPr/>
       <w:tcPr>
@@ -8027,7 +8131,7 @@
       <w:rPr>
         <w:b/>
         <w:bCs/>
-        <w:color w:val="000000" w:themeColor="text1"/>
+        <w:color w:val="000000"/>
       </w:rPr>
       <w:tblPr/>
       <w:tcPr>
@@ -8046,7 +8150,7 @@
       <w:rPr>
         <w:b w:val="0"/>
         <w:bCs w:val="0"/>
-        <w:color w:val="000000" w:themeColor="text1"/>
+        <w:color w:val="000000"/>
       </w:rPr>
       <w:tblPr/>
       <w:tcPr>
@@ -8094,7 +8198,7 @@
     </w:pPr>
     <w:rPr>
       <w:rFonts w:asciiTheme="majorHAnsi" w:eastAsiaTheme="majorEastAsia" w:hAnsiTheme="majorHAnsi" w:cstheme="majorBidi"/>
-      <w:color w:val="000000" w:themeColor="text1"/>
+      <w:color w:val="000000"/>
     </w:rPr>
     <w:tblPr>
       <w:tblStyleRowBandSize w:val="1"/>
@@ -8122,7 +8226,7 @@
       <w:rPr>
         <w:b/>
         <w:bCs/>
-        <w:color w:val="000000" w:themeColor="text1"/>
+        <w:color w:val="000000"/>
       </w:rPr>
       <w:tblPr/>
       <w:tcPr>
@@ -8133,7 +8237,7 @@
       <w:rPr>
         <w:b/>
         <w:bCs/>
-        <w:color w:val="000000" w:themeColor="text1"/>
+        <w:color w:val="000000"/>
       </w:rPr>
       <w:tblPr/>
       <w:tcPr>
@@ -8152,7 +8256,7 @@
       <w:rPr>
         <w:b/>
         <w:bCs/>
-        <w:color w:val="000000" w:themeColor="text1"/>
+        <w:color w:val="000000"/>
       </w:rPr>
       <w:tblPr/>
       <w:tcPr>
@@ -8171,7 +8275,7 @@
       <w:rPr>
         <w:b w:val="0"/>
         <w:bCs w:val="0"/>
-        <w:color w:val="000000" w:themeColor="text1"/>
+        <w:color w:val="000000"/>
       </w:rPr>
       <w:tblPr/>
       <w:tcPr>
@@ -8219,7 +8323,7 @@
     </w:pPr>
     <w:rPr>
       <w:rFonts w:asciiTheme="majorHAnsi" w:eastAsiaTheme="majorEastAsia" w:hAnsiTheme="majorHAnsi" w:cstheme="majorBidi"/>
-      <w:color w:val="000000" w:themeColor="text1"/>
+      <w:color w:val="000000"/>
     </w:rPr>
     <w:tblPr>
       <w:tblStyleRowBandSize w:val="1"/>
@@ -8247,7 +8351,7 @@
       <w:rPr>
         <w:b/>
         <w:bCs/>
-        <w:color w:val="000000" w:themeColor="text1"/>
+        <w:color w:val="000000"/>
       </w:rPr>
       <w:tblPr/>
       <w:tcPr>
@@ -8258,7 +8362,7 @@
       <w:rPr>
         <w:b/>
         <w:bCs/>
-        <w:color w:val="000000" w:themeColor="text1"/>
+        <w:color w:val="000000"/>
       </w:rPr>
       <w:tblPr/>
       <w:tcPr>
@@ -8277,7 +8381,7 @@
       <w:rPr>
         <w:b/>
         <w:bCs/>
-        <w:color w:val="000000" w:themeColor="text1"/>
+        <w:color w:val="000000"/>
       </w:rPr>
       <w:tblPr/>
       <w:tcPr>
@@ -8296,7 +8400,7 @@
       <w:rPr>
         <w:b w:val="0"/>
         <w:bCs w:val="0"/>
-        <w:color w:val="000000" w:themeColor="text1"/>
+        <w:color w:val="000000"/>
       </w:rPr>
       <w:tblPr/>
       <w:tcPr>
@@ -8370,7 +8474,7 @@
         <w:bCs/>
         <w:i w:val="0"/>
         <w:iCs w:val="0"/>
-        <w:color w:val="FFFFFF" w:themeColor="background1"/>
+        <w:color w:val="000000"/>
       </w:rPr>
       <w:tblPr/>
       <w:tcPr>
@@ -8391,7 +8495,7 @@
         <w:bCs/>
         <w:i w:val="0"/>
         <w:iCs w:val="0"/>
-        <w:color w:val="FFFFFF" w:themeColor="background1"/>
+        <w:color w:val="000000"/>
       </w:rPr>
       <w:tblPr/>
       <w:tcPr>
@@ -8412,7 +8516,7 @@
         <w:bCs/>
         <w:i w:val="0"/>
         <w:iCs w:val="0"/>
-        <w:color w:val="FFFFFF" w:themeColor="background1"/>
+        <w:color w:val="000000"/>
       </w:rPr>
       <w:tblPr/>
       <w:tcPr>
@@ -8431,7 +8535,7 @@
         <w:bCs/>
         <w:i w:val="0"/>
         <w:iCs w:val="0"/>
-        <w:color w:val="FFFFFF" w:themeColor="background1"/>
+        <w:color w:val="000000"/>
       </w:rPr>
       <w:tblPr/>
       <w:tcPr>
@@ -8511,7 +8615,7 @@
         <w:bCs/>
         <w:i w:val="0"/>
         <w:iCs w:val="0"/>
-        <w:color w:val="FFFFFF" w:themeColor="background1"/>
+        <w:color w:val="000000"/>
       </w:rPr>
       <w:tblPr/>
       <w:tcPr>
@@ -8532,7 +8636,7 @@
         <w:bCs/>
         <w:i w:val="0"/>
         <w:iCs w:val="0"/>
-        <w:color w:val="FFFFFF" w:themeColor="background1"/>
+        <w:color w:val="000000"/>
       </w:rPr>
       <w:tblPr/>
       <w:tcPr>
@@ -8553,7 +8657,7 @@
         <w:bCs/>
         <w:i w:val="0"/>
         <w:iCs w:val="0"/>
-        <w:color w:val="FFFFFF" w:themeColor="background1"/>
+        <w:color w:val="000000"/>
       </w:rPr>
       <w:tblPr/>
       <w:tcPr>
@@ -8572,7 +8676,7 @@
         <w:bCs/>
         <w:i w:val="0"/>
         <w:iCs w:val="0"/>
-        <w:color w:val="FFFFFF" w:themeColor="background1"/>
+        <w:color w:val="000000"/>
       </w:rPr>
       <w:tblPr/>
       <w:tcPr>
@@ -8652,7 +8756,7 @@
         <w:bCs/>
         <w:i w:val="0"/>
         <w:iCs w:val="0"/>
-        <w:color w:val="FFFFFF" w:themeColor="background1"/>
+        <w:color w:val="000000"/>
       </w:rPr>
       <w:tblPr/>
       <w:tcPr>
@@ -8673,7 +8777,7 @@
         <w:bCs/>
         <w:i w:val="0"/>
         <w:iCs w:val="0"/>
-        <w:color w:val="FFFFFF" w:themeColor="background1"/>
+        <w:color w:val="000000"/>
       </w:rPr>
       <w:tblPr/>
       <w:tcPr>
@@ -8694,7 +8798,7 @@
         <w:bCs/>
         <w:i w:val="0"/>
         <w:iCs w:val="0"/>
-        <w:color w:val="FFFFFF" w:themeColor="background1"/>
+        <w:color w:val="000000"/>
       </w:rPr>
       <w:tblPr/>
       <w:tcPr>
@@ -8713,7 +8817,7 @@
         <w:bCs/>
         <w:i w:val="0"/>
         <w:iCs w:val="0"/>
-        <w:color w:val="FFFFFF" w:themeColor="background1"/>
+        <w:color w:val="000000"/>
       </w:rPr>
       <w:tblPr/>
       <w:tcPr>
@@ -8793,7 +8897,7 @@
         <w:bCs/>
         <w:i w:val="0"/>
         <w:iCs w:val="0"/>
-        <w:color w:val="FFFFFF" w:themeColor="background1"/>
+        <w:color w:val="000000"/>
       </w:rPr>
       <w:tblPr/>
       <w:tcPr>
@@ -8814,7 +8918,7 @@
         <w:bCs/>
         <w:i w:val="0"/>
         <w:iCs w:val="0"/>
-        <w:color w:val="FFFFFF" w:themeColor="background1"/>
+        <w:color w:val="000000"/>
       </w:rPr>
       <w:tblPr/>
       <w:tcPr>
@@ -8835,7 +8939,7 @@
         <w:bCs/>
         <w:i w:val="0"/>
         <w:iCs w:val="0"/>
-        <w:color w:val="FFFFFF" w:themeColor="background1"/>
+        <w:color w:val="000000"/>
       </w:rPr>
       <w:tblPr/>
       <w:tcPr>
@@ -8854,7 +8958,7 @@
         <w:bCs/>
         <w:i w:val="0"/>
         <w:iCs w:val="0"/>
-        <w:color w:val="FFFFFF" w:themeColor="background1"/>
+        <w:color w:val="000000"/>
       </w:rPr>
       <w:tblPr/>
       <w:tcPr>
@@ -8934,7 +9038,7 @@
         <w:bCs/>
         <w:i w:val="0"/>
         <w:iCs w:val="0"/>
-        <w:color w:val="FFFFFF" w:themeColor="background1"/>
+        <w:color w:val="000000"/>
       </w:rPr>
       <w:tblPr/>
       <w:tcPr>
@@ -8955,7 +9059,7 @@
         <w:bCs/>
         <w:i w:val="0"/>
         <w:iCs w:val="0"/>
-        <w:color w:val="FFFFFF" w:themeColor="background1"/>
+        <w:color w:val="000000"/>
       </w:rPr>
       <w:tblPr/>
       <w:tcPr>
@@ -8976,7 +9080,7 @@
         <w:bCs/>
         <w:i w:val="0"/>
         <w:iCs w:val="0"/>
-        <w:color w:val="FFFFFF" w:themeColor="background1"/>
+        <w:color w:val="000000"/>
       </w:rPr>
       <w:tblPr/>
       <w:tcPr>
@@ -8995,7 +9099,7 @@
         <w:bCs/>
         <w:i w:val="0"/>
         <w:iCs w:val="0"/>
-        <w:color w:val="FFFFFF" w:themeColor="background1"/>
+        <w:color w:val="000000"/>
       </w:rPr>
       <w:tblPr/>
       <w:tcPr>
@@ -9075,7 +9179,7 @@
         <w:bCs/>
         <w:i w:val="0"/>
         <w:iCs w:val="0"/>
-        <w:color w:val="FFFFFF" w:themeColor="background1"/>
+        <w:color w:val="000000"/>
       </w:rPr>
       <w:tblPr/>
       <w:tcPr>
@@ -9096,7 +9200,7 @@
         <w:bCs/>
         <w:i w:val="0"/>
         <w:iCs w:val="0"/>
-        <w:color w:val="FFFFFF" w:themeColor="background1"/>
+        <w:color w:val="000000"/>
       </w:rPr>
       <w:tblPr/>
       <w:tcPr>
@@ -9117,7 +9221,7 @@
         <w:bCs/>
         <w:i w:val="0"/>
         <w:iCs w:val="0"/>
-        <w:color w:val="FFFFFF" w:themeColor="background1"/>
+        <w:color w:val="000000"/>
       </w:rPr>
       <w:tblPr/>
       <w:tcPr>
@@ -9136,7 +9240,7 @@
         <w:bCs/>
         <w:i w:val="0"/>
         <w:iCs w:val="0"/>
-        <w:color w:val="FFFFFF" w:themeColor="background1"/>
+        <w:color w:val="000000"/>
       </w:rPr>
       <w:tblPr/>
       <w:tcPr>
@@ -9216,7 +9320,7 @@
         <w:bCs/>
         <w:i w:val="0"/>
         <w:iCs w:val="0"/>
-        <w:color w:val="FFFFFF" w:themeColor="background1"/>
+        <w:color w:val="000000"/>
       </w:rPr>
       <w:tblPr/>
       <w:tcPr>
@@ -9237,7 +9341,7 @@
         <w:bCs/>
         <w:i w:val="0"/>
         <w:iCs w:val="0"/>
-        <w:color w:val="FFFFFF" w:themeColor="background1"/>
+        <w:color w:val="000000"/>
       </w:rPr>
       <w:tblPr/>
       <w:tcPr>
@@ -9258,7 +9362,7 @@
         <w:bCs/>
         <w:i w:val="0"/>
         <w:iCs w:val="0"/>
-        <w:color w:val="FFFFFF" w:themeColor="background1"/>
+        <w:color w:val="000000"/>
       </w:rPr>
       <w:tblPr/>
       <w:tcPr>
@@ -9277,7 +9381,7 @@
         <w:bCs/>
         <w:i w:val="0"/>
         <w:iCs w:val="0"/>
-        <w:color w:val="FFFFFF" w:themeColor="background1"/>
+        <w:color w:val="000000"/>
       </w:rPr>
       <w:tblPr/>
       <w:tcPr>
@@ -9330,7 +9434,7 @@
       <w:spacing w:after="0" w:line="240" w:lineRule="auto"/>
     </w:pPr>
     <w:rPr>
-      <w:color w:val="FFFFFF" w:themeColor="background1"/>
+      <w:color w:val="000000"/>
     </w:rPr>
     <w:tblPr>
       <w:tblStyleRowBandSize w:val="1"/>
@@ -9444,7 +9548,7 @@
       <w:spacing w:after="0" w:line="240" w:lineRule="auto"/>
     </w:pPr>
     <w:rPr>
-      <w:color w:val="FFFFFF" w:themeColor="background1"/>
+      <w:color w:val="000000"/>
     </w:rPr>
     <w:tblPr>
       <w:tblStyleRowBandSize w:val="1"/>
@@ -9558,7 +9662,7 @@
       <w:spacing w:after="0" w:line="240" w:lineRule="auto"/>
     </w:pPr>
     <w:rPr>
-      <w:color w:val="FFFFFF" w:themeColor="background1"/>
+      <w:color w:val="000000"/>
     </w:rPr>
     <w:tblPr>
       <w:tblStyleRowBandSize w:val="1"/>
@@ -9672,7 +9776,7 @@
       <w:spacing w:after="0" w:line="240" w:lineRule="auto"/>
     </w:pPr>
     <w:rPr>
-      <w:color w:val="FFFFFF" w:themeColor="background1"/>
+      <w:color w:val="000000"/>
     </w:rPr>
     <w:tblPr>
       <w:tblStyleRowBandSize w:val="1"/>
@@ -9786,7 +9890,7 @@
       <w:spacing w:after="0" w:line="240" w:lineRule="auto"/>
     </w:pPr>
     <w:rPr>
-      <w:color w:val="FFFFFF" w:themeColor="background1"/>
+      <w:color w:val="000000"/>
     </w:rPr>
     <w:tblPr>
       <w:tblStyleRowBandSize w:val="1"/>
@@ -9900,7 +10004,7 @@
       <w:spacing w:after="0" w:line="240" w:lineRule="auto"/>
     </w:pPr>
     <w:rPr>
-      <w:color w:val="FFFFFF" w:themeColor="background1"/>
+      <w:color w:val="000000"/>
     </w:rPr>
     <w:tblPr>
       <w:tblStyleRowBandSize w:val="1"/>
@@ -10014,7 +10118,7 @@
       <w:spacing w:after="0" w:line="240" w:lineRule="auto"/>
     </w:pPr>
     <w:rPr>
-      <w:color w:val="FFFFFF" w:themeColor="background1"/>
+      <w:color w:val="000000"/>
     </w:rPr>
     <w:tblPr>
       <w:tblStyleRowBandSize w:val="1"/>
@@ -10128,7 +10232,7 @@
       <w:spacing w:after="0" w:line="240" w:lineRule="auto"/>
     </w:pPr>
     <w:rPr>
-      <w:color w:val="000000" w:themeColor="text1"/>
+      <w:color w:val="000000"/>
     </w:rPr>
     <w:tblPr>
       <w:tblStyleRowBandSize w:val="1"/>
@@ -10174,7 +10278,7 @@
       <w:rPr>
         <w:b/>
         <w:bCs/>
-        <w:color w:val="FFFFFF" w:themeColor="background1"/>
+        <w:color w:val="000000"/>
       </w:rPr>
       <w:tblPr/>
       <w:tcPr>
@@ -10186,7 +10290,7 @@
     </w:tblStylePr>
     <w:tblStylePr w:type="firstCol">
       <w:rPr>
-        <w:color w:val="FFFFFF" w:themeColor="background1"/>
+        <w:color w:val="000000"/>
       </w:rPr>
       <w:tblPr/>
       <w:tcPr>
@@ -10203,7 +10307,7 @@
     </w:tblStylePr>
     <w:tblStylePr w:type="lastCol">
       <w:rPr>
-        <w:color w:val="FFFFFF" w:themeColor="background1"/>
+        <w:color w:val="000000"/>
       </w:rPr>
       <w:tblPr/>
       <w:tcPr>
@@ -10232,12 +10336,12 @@
     </w:tblStylePr>
     <w:tblStylePr w:type="neCell">
       <w:rPr>
-        <w:color w:val="000000" w:themeColor="text1"/>
+        <w:color w:val="000000"/>
       </w:rPr>
     </w:tblStylePr>
     <w:tblStylePr w:type="nwCell">
       <w:rPr>
-        <w:color w:val="000000" w:themeColor="text1"/>
+        <w:color w:val="000000"/>
       </w:rPr>
     </w:tblStylePr>
   </w:style>
@@ -10250,7 +10354,7 @@
       <w:spacing w:after="0" w:line="240" w:lineRule="auto"/>
     </w:pPr>
     <w:rPr>
-      <w:color w:val="000000" w:themeColor="text1"/>
+      <w:color w:val="000000"/>
     </w:rPr>
     <w:tblPr>
       <w:tblStyleRowBandSize w:val="1"/>
@@ -10296,7 +10400,7 @@
       <w:rPr>
         <w:b/>
         <w:bCs/>
-        <w:color w:val="FFFFFF" w:themeColor="background1"/>
+        <w:color w:val="000000"/>
       </w:rPr>
       <w:tblPr/>
       <w:tcPr>
@@ -10308,7 +10412,7 @@
     </w:tblStylePr>
     <w:tblStylePr w:type="firstCol">
       <w:rPr>
-        <w:color w:val="FFFFFF" w:themeColor="background1"/>
+        <w:color w:val="000000"/>
       </w:rPr>
       <w:tblPr/>
       <w:tcPr>
@@ -10325,7 +10429,7 @@
     </w:tblStylePr>
     <w:tblStylePr w:type="lastCol">
       <w:rPr>
-        <w:color w:val="FFFFFF" w:themeColor="background1"/>
+        <w:color w:val="000000"/>
       </w:rPr>
       <w:tblPr/>
       <w:tcPr>
@@ -10354,12 +10458,12 @@
     </w:tblStylePr>
     <w:tblStylePr w:type="neCell">
       <w:rPr>
-        <w:color w:val="000000" w:themeColor="text1"/>
+        <w:color w:val="000000"/>
       </w:rPr>
     </w:tblStylePr>
     <w:tblStylePr w:type="nwCell">
       <w:rPr>
-        <w:color w:val="000000" w:themeColor="text1"/>
+        <w:color w:val="000000"/>
       </w:rPr>
     </w:tblStylePr>
   </w:style>
@@ -10372,7 +10476,7 @@
       <w:spacing w:after="0" w:line="240" w:lineRule="auto"/>
     </w:pPr>
     <w:rPr>
-      <w:color w:val="000000" w:themeColor="text1"/>
+      <w:color w:val="000000"/>
     </w:rPr>
     <w:tblPr>
       <w:tblStyleRowBandSize w:val="1"/>
@@ -10418,7 +10522,7 @@
       <w:rPr>
         <w:b/>
         <w:bCs/>
-        <w:color w:val="FFFFFF" w:themeColor="background1"/>
+        <w:color w:val="000000"/>
       </w:rPr>
       <w:tblPr/>
       <w:tcPr>
@@ -10430,7 +10534,7 @@
     </w:tblStylePr>
     <w:tblStylePr w:type="firstCol">
       <w:rPr>
-        <w:color w:val="FFFFFF" w:themeColor="background1"/>
+        <w:color w:val="000000"/>
       </w:rPr>
       <w:tblPr/>
       <w:tcPr>
@@ -10447,7 +10551,7 @@
     </w:tblStylePr>
     <w:tblStylePr w:type="lastCol">
       <w:rPr>
-        <w:color w:val="FFFFFF" w:themeColor="background1"/>
+        <w:color w:val="000000"/>
       </w:rPr>
       <w:tblPr/>
       <w:tcPr>
@@ -10476,12 +10580,12 @@
     </w:tblStylePr>
     <w:tblStylePr w:type="neCell">
       <w:rPr>
-        <w:color w:val="000000" w:themeColor="text1"/>
+        <w:color w:val="000000"/>
       </w:rPr>
     </w:tblStylePr>
     <w:tblStylePr w:type="nwCell">
       <w:rPr>
-        <w:color w:val="000000" w:themeColor="text1"/>
+        <w:color w:val="000000"/>
       </w:rPr>
     </w:tblStylePr>
   </w:style>
@@ -10494,7 +10598,7 @@
       <w:spacing w:after="0" w:line="240" w:lineRule="auto"/>
     </w:pPr>
     <w:rPr>
-      <w:color w:val="000000" w:themeColor="text1"/>
+      <w:color w:val="000000"/>
     </w:rPr>
     <w:tblPr>
       <w:tblStyleRowBandSize w:val="1"/>
@@ -10540,7 +10644,7 @@
       <w:rPr>
         <w:b/>
         <w:bCs/>
-        <w:color w:val="FFFFFF" w:themeColor="background1"/>
+        <w:color w:val="000000"/>
       </w:rPr>
       <w:tblPr/>
       <w:tcPr>
@@ -10552,7 +10656,7 @@
     </w:tblStylePr>
     <w:tblStylePr w:type="firstCol">
       <w:rPr>
-        <w:color w:val="FFFFFF" w:themeColor="background1"/>
+        <w:color w:val="000000"/>
       </w:rPr>
       <w:tblPr/>
       <w:tcPr>
@@ -10569,7 +10673,7 @@
     </w:tblStylePr>
     <w:tblStylePr w:type="lastCol">
       <w:rPr>
-        <w:color w:val="FFFFFF" w:themeColor="background1"/>
+        <w:color w:val="000000"/>
       </w:rPr>
       <w:tblPr/>
       <w:tcPr>
@@ -10606,7 +10710,7 @@
       <w:spacing w:after="0" w:line="240" w:lineRule="auto"/>
     </w:pPr>
     <w:rPr>
-      <w:color w:val="000000" w:themeColor="text1"/>
+      <w:color w:val="000000"/>
     </w:rPr>
     <w:tblPr>
       <w:tblStyleRowBandSize w:val="1"/>
@@ -10652,7 +10756,7 @@
       <w:rPr>
         <w:b/>
         <w:bCs/>
-        <w:color w:val="FFFFFF" w:themeColor="background1"/>
+        <w:color w:val="000000"/>
       </w:rPr>
       <w:tblPr/>
       <w:tcPr>
@@ -10664,7 +10768,7 @@
     </w:tblStylePr>
     <w:tblStylePr w:type="firstCol">
       <w:rPr>
-        <w:color w:val="FFFFFF" w:themeColor="background1"/>
+        <w:color w:val="000000"/>
       </w:rPr>
       <w:tblPr/>
       <w:tcPr>
@@ -10681,7 +10785,7 @@
     </w:tblStylePr>
     <w:tblStylePr w:type="lastCol">
       <w:rPr>
-        <w:color w:val="FFFFFF" w:themeColor="background1"/>
+        <w:color w:val="000000"/>
       </w:rPr>
       <w:tblPr/>
       <w:tcPr>
@@ -10710,12 +10814,12 @@
     </w:tblStylePr>
     <w:tblStylePr w:type="neCell">
       <w:rPr>
-        <w:color w:val="000000" w:themeColor="text1"/>
+        <w:color w:val="000000"/>
       </w:rPr>
     </w:tblStylePr>
     <w:tblStylePr w:type="nwCell">
       <w:rPr>
-        <w:color w:val="000000" w:themeColor="text1"/>
+        <w:color w:val="000000"/>
       </w:rPr>
     </w:tblStylePr>
   </w:style>
@@ -10728,7 +10832,7 @@
       <w:spacing w:after="0" w:line="240" w:lineRule="auto"/>
     </w:pPr>
     <w:rPr>
-      <w:color w:val="000000" w:themeColor="text1"/>
+      <w:color w:val="000000"/>
     </w:rPr>
     <w:tblPr>
       <w:tblStyleRowBandSize w:val="1"/>
@@ -10774,7 +10878,7 @@
       <w:rPr>
         <w:b/>
         <w:bCs/>
-        <w:color w:val="FFFFFF" w:themeColor="background1"/>
+        <w:color w:val="000000"/>
       </w:rPr>
       <w:tblPr/>
       <w:tcPr>
@@ -10786,7 +10890,7 @@
     </w:tblStylePr>
     <w:tblStylePr w:type="firstCol">
       <w:rPr>
-        <w:color w:val="FFFFFF" w:themeColor="background1"/>
+        <w:color w:val="000000"/>
       </w:rPr>
       <w:tblPr/>
       <w:tcPr>
@@ -10803,7 +10907,7 @@
     </w:tblStylePr>
     <w:tblStylePr w:type="lastCol">
       <w:rPr>
-        <w:color w:val="FFFFFF" w:themeColor="background1"/>
+        <w:color w:val="000000"/>
       </w:rPr>
       <w:tblPr/>
       <w:tcPr>
@@ -10832,12 +10936,12 @@
     </w:tblStylePr>
     <w:tblStylePr w:type="neCell">
       <w:rPr>
-        <w:color w:val="000000" w:themeColor="text1"/>
+        <w:color w:val="000000"/>
       </w:rPr>
     </w:tblStylePr>
     <w:tblStylePr w:type="nwCell">
       <w:rPr>
-        <w:color w:val="000000" w:themeColor="text1"/>
+        <w:color w:val="000000"/>
       </w:rPr>
     </w:tblStylePr>
   </w:style>
@@ -10850,7 +10954,7 @@
       <w:spacing w:after="0" w:line="240" w:lineRule="auto"/>
     </w:pPr>
     <w:rPr>
-      <w:color w:val="000000" w:themeColor="text1"/>
+      <w:color w:val="000000"/>
     </w:rPr>
     <w:tblPr>
       <w:tblStyleRowBandSize w:val="1"/>
@@ -10896,7 +11000,7 @@
       <w:rPr>
         <w:b/>
         <w:bCs/>
-        <w:color w:val="FFFFFF" w:themeColor="background1"/>
+        <w:color w:val="000000"/>
       </w:rPr>
       <w:tblPr/>
       <w:tcPr>
@@ -10908,7 +11012,7 @@
     </w:tblStylePr>
     <w:tblStylePr w:type="firstCol">
       <w:rPr>
-        <w:color w:val="FFFFFF" w:themeColor="background1"/>
+        <w:color w:val="000000"/>
       </w:rPr>
       <w:tblPr/>
       <w:tcPr>
@@ -10925,7 +11029,7 @@
     </w:tblStylePr>
     <w:tblStylePr w:type="lastCol">
       <w:rPr>
-        <w:color w:val="FFFFFF" w:themeColor="background1"/>
+        <w:color w:val="000000"/>
       </w:rPr>
       <w:tblPr/>
       <w:tcPr>
@@ -10954,12 +11058,12 @@
     </w:tblStylePr>
     <w:tblStylePr w:type="neCell">
       <w:rPr>
-        <w:color w:val="000000" w:themeColor="text1"/>
+        <w:color w:val="000000"/>
       </w:rPr>
     </w:tblStylePr>
     <w:tblStylePr w:type="nwCell">
       <w:rPr>
-        <w:color w:val="000000" w:themeColor="text1"/>
+        <w:color w:val="000000"/>
       </w:rPr>
     </w:tblStylePr>
   </w:style>
@@ -10972,7 +11076,7 @@
       <w:spacing w:after="0" w:line="240" w:lineRule="auto"/>
     </w:pPr>
     <w:rPr>
-      <w:color w:val="000000" w:themeColor="text1"/>
+      <w:color w:val="000000"/>
     </w:rPr>
     <w:tblPr>
       <w:tblStyleRowBandSize w:val="1"/>
@@ -10992,7 +11096,7 @@
       <w:rPr>
         <w:b/>
         <w:bCs/>
-        <w:color w:val="FFFFFF" w:themeColor="background1"/>
+        <w:color w:val="000000"/>
       </w:rPr>
       <w:tblPr/>
       <w:tcPr>
@@ -11006,7 +11110,7 @@
       <w:rPr>
         <w:b/>
         <w:bCs/>
-        <w:color w:val="9E3A38" w:themeColor="accent2" w:themeShade="CC"/>
+        <w:color w:val="000000"/>
       </w:rPr>
       <w:tblPr/>
       <w:tcPr>
@@ -11058,7 +11162,7 @@
       <w:spacing w:after="0" w:line="240" w:lineRule="auto"/>
     </w:pPr>
     <w:rPr>
-      <w:color w:val="000000" w:themeColor="text1"/>
+      <w:color w:val="000000"/>
     </w:rPr>
     <w:tblPr>
       <w:tblStyleRowBandSize w:val="1"/>
@@ -11078,7 +11182,7 @@
       <w:rPr>
         <w:b/>
         <w:bCs/>
-        <w:color w:val="FFFFFF" w:themeColor="background1"/>
+        <w:color w:val="000000"/>
       </w:rPr>
       <w:tblPr/>
       <w:tcPr>
@@ -11092,7 +11196,7 @@
       <w:rPr>
         <w:b/>
         <w:bCs/>
-        <w:color w:val="9E3A38" w:themeColor="accent2" w:themeShade="CC"/>
+        <w:color w:val="000000"/>
       </w:rPr>
       <w:tblPr/>
       <w:tcPr>
@@ -11144,7 +11248,7 @@
       <w:spacing w:after="0" w:line="240" w:lineRule="auto"/>
     </w:pPr>
     <w:rPr>
-      <w:color w:val="000000" w:themeColor="text1"/>
+      <w:color w:val="000000"/>
     </w:rPr>
     <w:tblPr>
       <w:tblStyleRowBandSize w:val="1"/>
@@ -11164,7 +11268,7 @@
       <w:rPr>
         <w:b/>
         <w:bCs/>
-        <w:color w:val="FFFFFF" w:themeColor="background1"/>
+        <w:color w:val="000000"/>
       </w:rPr>
       <w:tblPr/>
       <w:tcPr>
@@ -11178,7 +11282,7 @@
       <w:rPr>
         <w:b/>
         <w:bCs/>
-        <w:color w:val="9E3A38" w:themeColor="accent2" w:themeShade="CC"/>
+        <w:color w:val="000000"/>
       </w:rPr>
       <w:tblPr/>
       <w:tcPr>
@@ -11230,7 +11334,7 @@
       <w:spacing w:after="0" w:line="240" w:lineRule="auto"/>
     </w:pPr>
     <w:rPr>
-      <w:color w:val="000000" w:themeColor="text1"/>
+      <w:color w:val="000000"/>
     </w:rPr>
     <w:tblPr>
       <w:tblStyleRowBandSize w:val="1"/>
@@ -11250,7 +11354,7 @@
       <w:rPr>
         <w:b/>
         <w:bCs/>
-        <w:color w:val="FFFFFF" w:themeColor="background1"/>
+        <w:color w:val="000000"/>
       </w:rPr>
       <w:tblPr/>
       <w:tcPr>
@@ -11264,7 +11368,7 @@
       <w:rPr>
         <w:b/>
         <w:bCs/>
-        <w:color w:val="664E82" w:themeColor="accent4" w:themeShade="CC"/>
+        <w:color w:val="000000"/>
       </w:rPr>
       <w:tblPr/>
       <w:tcPr>
@@ -11316,7 +11420,7 @@
       <w:spacing w:after="0" w:line="240" w:lineRule="auto"/>
     </w:pPr>
     <w:rPr>
-      <w:color w:val="000000" w:themeColor="text1"/>
+      <w:color w:val="000000"/>
     </w:rPr>
     <w:tblPr>
       <w:tblStyleRowBandSize w:val="1"/>
@@ -11336,7 +11440,7 @@
       <w:rPr>
         <w:b/>
         <w:bCs/>
-        <w:color w:val="FFFFFF" w:themeColor="background1"/>
+        <w:color w:val="000000"/>
       </w:rPr>
       <w:tblPr/>
       <w:tcPr>
@@ -11350,7 +11454,7 @@
       <w:rPr>
         <w:b/>
         <w:bCs/>
-        <w:color w:val="7E9C40" w:themeColor="accent3" w:themeShade="CC"/>
+        <w:color w:val="000000"/>
       </w:rPr>
       <w:tblPr/>
       <w:tcPr>
@@ -11402,7 +11506,7 @@
       <w:spacing w:after="0" w:line="240" w:lineRule="auto"/>
     </w:pPr>
     <w:rPr>
-      <w:color w:val="000000" w:themeColor="text1"/>
+      <w:color w:val="000000"/>
     </w:rPr>
     <w:tblPr>
       <w:tblStyleRowBandSize w:val="1"/>
@@ -11422,7 +11526,7 @@
       <w:rPr>
         <w:b/>
         <w:bCs/>
-        <w:color w:val="FFFFFF" w:themeColor="background1"/>
+        <w:color w:val="000000"/>
       </w:rPr>
       <w:tblPr/>
       <w:tcPr>
@@ -11436,7 +11540,7 @@
       <w:rPr>
         <w:b/>
         <w:bCs/>
-        <w:color w:val="F2730A" w:themeColor="accent6" w:themeShade="CC"/>
+        <w:color w:val="000000"/>
       </w:rPr>
       <w:tblPr/>
       <w:tcPr>
@@ -11488,7 +11592,7 @@
       <w:spacing w:after="0" w:line="240" w:lineRule="auto"/>
     </w:pPr>
     <w:rPr>
-      <w:color w:val="000000" w:themeColor="text1"/>
+      <w:color w:val="000000"/>
     </w:rPr>
     <w:tblPr>
       <w:tblStyleRowBandSize w:val="1"/>
@@ -11508,7 +11612,7 @@
       <w:rPr>
         <w:b/>
         <w:bCs/>
-        <w:color w:val="FFFFFF" w:themeColor="background1"/>
+        <w:color w:val="000000"/>
       </w:rPr>
       <w:tblPr/>
       <w:tcPr>
@@ -11522,7 +11626,7 @@
       <w:rPr>
         <w:b/>
         <w:bCs/>
-        <w:color w:val="348DA5" w:themeColor="accent5" w:themeShade="CC"/>
+        <w:color w:val="000000"/>
       </w:rPr>
       <w:tblPr/>
       <w:tcPr>
@@ -11574,7 +11678,7 @@
       <w:spacing w:after="0" w:line="240" w:lineRule="auto"/>
     </w:pPr>
     <w:rPr>
-      <w:color w:val="000000" w:themeColor="text1"/>
+      <w:color w:val="000000"/>
     </w:rPr>
     <w:tblPr>
       <w:tblStyleRowBandSize w:val="1"/>
@@ -11607,7 +11711,7 @@
       <w:rPr>
         <w:b/>
         <w:bCs/>
-        <w:color w:val="000000" w:themeColor="text1"/>
+        <w:color w:val="000000"/>
       </w:rPr>
       <w:tblPr/>
       <w:tcPr>
@@ -11616,7 +11720,7 @@
     </w:tblStylePr>
     <w:tblStylePr w:type="firstCol">
       <w:rPr>
-        <w:color w:val="FFFFFF" w:themeColor="background1"/>
+        <w:color w:val="000000"/>
       </w:rPr>
       <w:tblPr/>
       <w:tcPr>
@@ -11625,7 +11729,7 @@
     </w:tblStylePr>
     <w:tblStylePr w:type="lastCol">
       <w:rPr>
-        <w:color w:val="FFFFFF" w:themeColor="background1"/>
+        <w:color w:val="000000"/>
       </w:rPr>
       <w:tblPr/>
       <w:tcPr>
@@ -11654,7 +11758,7 @@
       <w:spacing w:after="0" w:line="240" w:lineRule="auto"/>
     </w:pPr>
     <w:rPr>
-      <w:color w:val="000000" w:themeColor="text1"/>
+      <w:color w:val="000000"/>
     </w:rPr>
     <w:tblPr>
       <w:tblStyleRowBandSize w:val="1"/>
@@ -11687,7 +11791,7 @@
       <w:rPr>
         <w:b/>
         <w:bCs/>
-        <w:color w:val="000000" w:themeColor="text1"/>
+        <w:color w:val="000000"/>
       </w:rPr>
       <w:tblPr/>
       <w:tcPr>
@@ -11696,7 +11800,7 @@
     </w:tblStylePr>
     <w:tblStylePr w:type="firstCol">
       <w:rPr>
-        <w:color w:val="FFFFFF" w:themeColor="background1"/>
+        <w:color w:val="000000"/>
       </w:rPr>
       <w:tblPr/>
       <w:tcPr>
@@ -11705,7 +11809,7 @@
     </w:tblStylePr>
     <w:tblStylePr w:type="lastCol">
       <w:rPr>
-        <w:color w:val="FFFFFF" w:themeColor="background1"/>
+        <w:color w:val="000000"/>
       </w:rPr>
       <w:tblPr/>
       <w:tcPr>
@@ -11734,7 +11838,7 @@
       <w:spacing w:after="0" w:line="240" w:lineRule="auto"/>
     </w:pPr>
     <w:rPr>
-      <w:color w:val="000000" w:themeColor="text1"/>
+      <w:color w:val="000000"/>
     </w:rPr>
     <w:tblPr>
       <w:tblStyleRowBandSize w:val="1"/>
@@ -11767,7 +11871,7 @@
       <w:rPr>
         <w:b/>
         <w:bCs/>
-        <w:color w:val="000000" w:themeColor="text1"/>
+        <w:color w:val="000000"/>
       </w:rPr>
       <w:tblPr/>
       <w:tcPr>
@@ -11776,7 +11880,7 @@
     </w:tblStylePr>
     <w:tblStylePr w:type="firstCol">
       <w:rPr>
-        <w:color w:val="FFFFFF" w:themeColor="background1"/>
+        <w:color w:val="000000"/>
       </w:rPr>
       <w:tblPr/>
       <w:tcPr>
@@ -11785,7 +11889,7 @@
     </w:tblStylePr>
     <w:tblStylePr w:type="lastCol">
       <w:rPr>
-        <w:color w:val="FFFFFF" w:themeColor="background1"/>
+        <w:color w:val="000000"/>
       </w:rPr>
       <w:tblPr/>
       <w:tcPr>
@@ -11814,7 +11918,7 @@
       <w:spacing w:after="0" w:line="240" w:lineRule="auto"/>
     </w:pPr>
     <w:rPr>
-      <w:color w:val="000000" w:themeColor="text1"/>
+      <w:color w:val="000000"/>
     </w:rPr>
     <w:tblPr>
       <w:tblStyleRowBandSize w:val="1"/>
@@ -11847,7 +11951,7 @@
       <w:rPr>
         <w:b/>
         <w:bCs/>
-        <w:color w:val="000000" w:themeColor="text1"/>
+        <w:color w:val="000000"/>
       </w:rPr>
       <w:tblPr/>
       <w:tcPr>
@@ -11856,7 +11960,7 @@
     </w:tblStylePr>
     <w:tblStylePr w:type="firstCol">
       <w:rPr>
-        <w:color w:val="FFFFFF" w:themeColor="background1"/>
+        <w:color w:val="000000"/>
       </w:rPr>
       <w:tblPr/>
       <w:tcPr>
@@ -11865,7 +11969,7 @@
     </w:tblStylePr>
     <w:tblStylePr w:type="lastCol">
       <w:rPr>
-        <w:color w:val="FFFFFF" w:themeColor="background1"/>
+        <w:color w:val="000000"/>
       </w:rPr>
       <w:tblPr/>
       <w:tcPr>
@@ -11894,7 +11998,7 @@
       <w:spacing w:after="0" w:line="240" w:lineRule="auto"/>
     </w:pPr>
     <w:rPr>
-      <w:color w:val="000000" w:themeColor="text1"/>
+      <w:color w:val="000000"/>
     </w:rPr>
     <w:tblPr>
       <w:tblStyleRowBandSize w:val="1"/>
@@ -11927,7 +12031,7 @@
       <w:rPr>
         <w:b/>
         <w:bCs/>
-        <w:color w:val="000000" w:themeColor="text1"/>
+        <w:color w:val="000000"/>
       </w:rPr>
       <w:tblPr/>
       <w:tcPr>
@@ -11936,7 +12040,7 @@
     </w:tblStylePr>
     <w:tblStylePr w:type="firstCol">
       <w:rPr>
-        <w:color w:val="FFFFFF" w:themeColor="background1"/>
+        <w:color w:val="000000"/>
       </w:rPr>
       <w:tblPr/>
       <w:tcPr>
@@ -11945,7 +12049,7 @@
     </w:tblStylePr>
     <w:tblStylePr w:type="lastCol">
       <w:rPr>
-        <w:color w:val="FFFFFF" w:themeColor="background1"/>
+        <w:color w:val="000000"/>
       </w:rPr>
       <w:tblPr/>
       <w:tcPr>
@@ -11974,7 +12078,7 @@
       <w:spacing w:after="0" w:line="240" w:lineRule="auto"/>
     </w:pPr>
     <w:rPr>
-      <w:color w:val="000000" w:themeColor="text1"/>
+      <w:color w:val="000000"/>
     </w:rPr>
     <w:tblPr>
       <w:tblStyleRowBandSize w:val="1"/>
@@ -12007,7 +12111,7 @@
       <w:rPr>
         <w:b/>
         <w:bCs/>
-        <w:color w:val="000000" w:themeColor="text1"/>
+        <w:color w:val="000000"/>
       </w:rPr>
       <w:tblPr/>
       <w:tcPr>
@@ -12016,7 +12120,7 @@
     </w:tblStylePr>
     <w:tblStylePr w:type="firstCol">
       <w:rPr>
-        <w:color w:val="FFFFFF" w:themeColor="background1"/>
+        <w:color w:val="000000"/>
       </w:rPr>
       <w:tblPr/>
       <w:tcPr>
@@ -12025,7 +12129,7 @@
     </w:tblStylePr>
     <w:tblStylePr w:type="lastCol">
       <w:rPr>
-        <w:color w:val="FFFFFF" w:themeColor="background1"/>
+        <w:color w:val="000000"/>
       </w:rPr>
       <w:tblPr/>
       <w:tcPr>
@@ -12054,7 +12158,7 @@
       <w:spacing w:after="0" w:line="240" w:lineRule="auto"/>
     </w:pPr>
     <w:rPr>
-      <w:color w:val="000000" w:themeColor="text1"/>
+      <w:color w:val="000000"/>
     </w:rPr>
     <w:tblPr>
       <w:tblStyleRowBandSize w:val="1"/>
@@ -12087,7 +12191,7 @@
       <w:rPr>
         <w:b/>
         <w:bCs/>
-        <w:color w:val="000000" w:themeColor="text1"/>
+        <w:color w:val="000000"/>
       </w:rPr>
       <w:tblPr/>
       <w:tcPr>
@@ -12096,7 +12200,7 @@
     </w:tblStylePr>
     <w:tblStylePr w:type="firstCol">
       <w:rPr>
-        <w:color w:val="FFFFFF" w:themeColor="background1"/>
+        <w:color w:val="000000"/>
       </w:rPr>
       <w:tblPr/>
       <w:tcPr>
@@ -12105,7 +12209,7 @@
     </w:tblStylePr>
     <w:tblStylePr w:type="lastCol">
       <w:rPr>
-        <w:color w:val="FFFFFF" w:themeColor="background1"/>
+        <w:color w:val="000000"/>
       </w:rPr>
       <w:tblPr/>
       <w:tcPr>
@@ -12307,7 +12411,7 @@
       <w:rFonts w:asciiTheme="majorHAnsi" w:eastAsiaTheme="majorEastAsia" w:hAnsiTheme="majorHAnsi" w:cstheme="majorBidi"/>
       <w:b/>
       <w:bCs/>
-      <w:color w:val="365F91" w:themeColor="accent1" w:themeShade="BF"/>
+      <w:color w:val="000000"/>
       <w:sz w:val="28"/>
       <w:szCs w:val="28"/>
     </w:rPr>
@@ -12331,7 +12435,7 @@
       <w:rFonts w:asciiTheme="majorHAnsi" w:eastAsiaTheme="majorEastAsia" w:hAnsiTheme="majorHAnsi" w:cstheme="majorBidi"/>
       <w:b/>
       <w:bCs/>
-      <w:color w:val="4F81BD" w:themeColor="accent1"/>
+      <w:color w:val="000000"/>
       <w:sz w:val="26"/>
       <w:szCs w:val="26"/>
     </w:rPr>
@@ -12355,7 +12459,7 @@
       <w:rFonts w:asciiTheme="majorHAnsi" w:eastAsiaTheme="majorEastAsia" w:hAnsiTheme="majorHAnsi" w:cstheme="majorBidi"/>
       <w:b/>
       <w:bCs/>
-      <w:color w:val="4F81BD" w:themeColor="accent1"/>
+      <w:color w:val="000000"/>
     </w:rPr>
   </w:style>
   <w:style w:type="paragraph" w:styleId="Heading4">
@@ -12380,7 +12484,7 @@
       <w:bCs/>
       <w:i/>
       <w:iCs/>
-      <w:color w:val="4F81BD" w:themeColor="accent1"/>
+      <w:color w:val="000000"/>
     </w:rPr>
   </w:style>
   <w:style w:type="paragraph" w:styleId="Heading5">
@@ -12401,7 +12505,7 @@
     </w:pPr>
     <w:rPr>
       <w:rFonts w:asciiTheme="majorHAnsi" w:eastAsiaTheme="majorEastAsia" w:hAnsiTheme="majorHAnsi" w:cstheme="majorBidi"/>
-      <w:color w:val="243F60" w:themeColor="accent1" w:themeShade="7F"/>
+      <w:color w:val="000000"/>
     </w:rPr>
   </w:style>
   <w:style w:type="paragraph" w:styleId="Heading6">
@@ -12424,7 +12528,7 @@
       <w:rFonts w:asciiTheme="majorHAnsi" w:eastAsiaTheme="majorEastAsia" w:hAnsiTheme="majorHAnsi" w:cstheme="majorBidi"/>
       <w:i/>
       <w:iCs/>
-      <w:color w:val="243F60" w:themeColor="accent1" w:themeShade="7F"/>
+      <w:color w:val="000000"/>
     </w:rPr>
   </w:style>
   <w:style w:type="paragraph" w:styleId="Heading7">
@@ -12447,7 +12551,7 @@
       <w:rFonts w:asciiTheme="majorHAnsi" w:eastAsiaTheme="majorEastAsia" w:hAnsiTheme="majorHAnsi" w:cstheme="majorBidi"/>
       <w:i/>
       <w:iCs/>
-      <w:color w:val="404040" w:themeColor="text1" w:themeTint="BF"/>
+      <w:color w:val="000000"/>
     </w:rPr>
   </w:style>
   <w:style w:type="paragraph" w:styleId="Heading8">
@@ -12468,7 +12572,7 @@
     </w:pPr>
     <w:rPr>
       <w:rFonts w:asciiTheme="majorHAnsi" w:eastAsiaTheme="majorEastAsia" w:hAnsiTheme="majorHAnsi" w:cstheme="majorBidi"/>
-      <w:color w:val="4F81BD" w:themeColor="accent1"/>
+      <w:color w:val="000000"/>
       <w:sz w:val="20"/>
       <w:szCs w:val="20"/>
     </w:rPr>
@@ -12493,7 +12597,7 @@
       <w:rFonts w:asciiTheme="majorHAnsi" w:eastAsiaTheme="majorEastAsia" w:hAnsiTheme="majorHAnsi" w:cstheme="majorBidi"/>
       <w:i/>
       <w:iCs/>
-      <w:color w:val="404040" w:themeColor="text1" w:themeTint="BF"/>
+      <w:color w:val="000000"/>
       <w:sz w:val="20"/>
       <w:szCs w:val="20"/>
     </w:rPr>
@@ -12544,7 +12648,7 @@
       <w:rFonts w:asciiTheme="majorHAnsi" w:eastAsiaTheme="majorEastAsia" w:hAnsiTheme="majorHAnsi" w:cstheme="majorBidi"/>
       <w:b/>
       <w:bCs/>
-      <w:color w:val="365F91" w:themeColor="accent1" w:themeShade="BF"/>
+      <w:color w:val="000000"/>
       <w:sz w:val="28"/>
       <w:szCs w:val="28"/>
     </w:rPr>
@@ -12559,7 +12663,7 @@
       <w:rFonts w:asciiTheme="majorHAnsi" w:eastAsiaTheme="majorEastAsia" w:hAnsiTheme="majorHAnsi" w:cstheme="majorBidi"/>
       <w:b/>
       <w:bCs/>
-      <w:color w:val="4F81BD" w:themeColor="accent1"/>
+      <w:color w:val="000000"/>
       <w:sz w:val="26"/>
       <w:szCs w:val="26"/>
     </w:rPr>
@@ -12574,7 +12678,7 @@
       <w:rFonts w:asciiTheme="majorHAnsi" w:eastAsiaTheme="majorEastAsia" w:hAnsiTheme="majorHAnsi" w:cstheme="majorBidi"/>
       <w:b/>
       <w:bCs/>
-      <w:color w:val="4F81BD" w:themeColor="accent1"/>
+      <w:color w:val="000000"/>
     </w:rPr>
   </w:style>
   <w:style w:type="paragraph" w:styleId="Title">
@@ -12594,7 +12698,7 @@
     </w:pPr>
     <w:rPr>
       <w:rFonts w:asciiTheme="majorHAnsi" w:eastAsiaTheme="majorEastAsia" w:hAnsiTheme="majorHAnsi" w:cstheme="majorBidi"/>
-      <w:color w:val="17365D" w:themeColor="text2" w:themeShade="BF"/>
+      <w:color w:val="000000"/>
       <w:spacing w:val="5"/>
       <w:kern w:val="28"/>
       <w:sz w:val="52"/>
@@ -12609,7 +12713,7 @@
     <w:rsid w:val="00FC693F"/>
     <w:rPr>
       <w:rFonts w:asciiTheme="majorHAnsi" w:eastAsiaTheme="majorEastAsia" w:hAnsiTheme="majorHAnsi" w:cstheme="majorBidi"/>
-      <w:color w:val="17365D" w:themeColor="text2" w:themeShade="BF"/>
+      <w:color w:val="000000"/>
       <w:spacing w:val="5"/>
       <w:kern w:val="28"/>
       <w:sz w:val="52"/>
@@ -12633,7 +12737,7 @@
       <w:rFonts w:asciiTheme="majorHAnsi" w:eastAsiaTheme="majorEastAsia" w:hAnsiTheme="majorHAnsi" w:cstheme="majorBidi"/>
       <w:i/>
       <w:iCs/>
-      <w:color w:val="4F81BD" w:themeColor="accent1"/>
+      <w:color w:val="000000"/>
       <w:spacing w:val="15"/>
       <w:sz w:val="24"/>
       <w:szCs w:val="24"/>
@@ -12649,7 +12753,7 @@
       <w:rFonts w:asciiTheme="majorHAnsi" w:eastAsiaTheme="majorEastAsia" w:hAnsiTheme="majorHAnsi" w:cstheme="majorBidi"/>
       <w:i/>
       <w:iCs/>
-      <w:color w:val="4F81BD" w:themeColor="accent1"/>
+      <w:color w:val="000000"/>
       <w:spacing w:val="15"/>
       <w:sz w:val="24"/>
       <w:szCs w:val="24"/>
@@ -12921,7 +13025,7 @@
     <w:rPr>
       <w:i/>
       <w:iCs/>
-      <w:color w:val="000000" w:themeColor="text1"/>
+      <w:color w:val="000000"/>
     </w:rPr>
   </w:style>
   <w:style w:type="character" w:customStyle="1" w:styleId="QuoteChar">
@@ -12933,7 +13037,7 @@
     <w:rPr>
       <w:i/>
       <w:iCs/>
-      <w:color w:val="000000" w:themeColor="text1"/>
+      <w:color w:val="000000"/>
     </w:rPr>
   </w:style>
   <w:style w:type="character" w:customStyle="1" w:styleId="Heading4Char">
@@ -12949,7 +13053,7 @@
       <w:bCs/>
       <w:i/>
       <w:iCs/>
-      <w:color w:val="4F81BD" w:themeColor="accent1"/>
+      <w:color w:val="000000"/>
     </w:rPr>
   </w:style>
   <w:style w:type="character" w:customStyle="1" w:styleId="Heading5Char">
@@ -12961,7 +13065,7 @@
     <w:rsid w:val="00FC693F"/>
     <w:rPr>
       <w:rFonts w:asciiTheme="majorHAnsi" w:eastAsiaTheme="majorEastAsia" w:hAnsiTheme="majorHAnsi" w:cstheme="majorBidi"/>
-      <w:color w:val="243F60" w:themeColor="accent1" w:themeShade="7F"/>
+      <w:color w:val="000000"/>
     </w:rPr>
   </w:style>
   <w:style w:type="character" w:customStyle="1" w:styleId="Heading6Char">
@@ -12975,7 +13079,7 @@
       <w:rFonts w:asciiTheme="majorHAnsi" w:eastAsiaTheme="majorEastAsia" w:hAnsiTheme="majorHAnsi" w:cstheme="majorBidi"/>
       <w:i/>
       <w:iCs/>
-      <w:color w:val="243F60" w:themeColor="accent1" w:themeShade="7F"/>
+      <w:color w:val="000000"/>
     </w:rPr>
   </w:style>
   <w:style w:type="character" w:customStyle="1" w:styleId="Heading7Char">
@@ -12989,7 +13093,7 @@
       <w:rFonts w:asciiTheme="majorHAnsi" w:eastAsiaTheme="majorEastAsia" w:hAnsiTheme="majorHAnsi" w:cstheme="majorBidi"/>
       <w:i/>
       <w:iCs/>
-      <w:color w:val="404040" w:themeColor="text1" w:themeTint="BF"/>
+      <w:color w:val="000000"/>
     </w:rPr>
   </w:style>
   <w:style w:type="character" w:customStyle="1" w:styleId="Heading8Char">
@@ -13001,7 +13105,7 @@
     <w:rsid w:val="00FC693F"/>
     <w:rPr>
       <w:rFonts w:asciiTheme="majorHAnsi" w:eastAsiaTheme="majorEastAsia" w:hAnsiTheme="majorHAnsi" w:cstheme="majorBidi"/>
-      <w:color w:val="4F81BD" w:themeColor="accent1"/>
+      <w:color w:val="000000"/>
       <w:sz w:val="20"/>
       <w:szCs w:val="20"/>
     </w:rPr>
@@ -13017,7 +13121,7 @@
       <w:rFonts w:asciiTheme="majorHAnsi" w:eastAsiaTheme="majorEastAsia" w:hAnsiTheme="majorHAnsi" w:cstheme="majorBidi"/>
       <w:i/>
       <w:iCs/>
-      <w:color w:val="404040" w:themeColor="text1" w:themeTint="BF"/>
+      <w:color w:val="000000"/>
       <w:sz w:val="20"/>
       <w:szCs w:val="20"/>
     </w:rPr>
@@ -13037,7 +13141,7 @@
     <w:rPr>
       <w:b/>
       <w:bCs/>
-      <w:color w:val="4F81BD" w:themeColor="accent1"/>
+      <w:color w:val="000000"/>
       <w:sz w:val="18"/>
       <w:szCs w:val="18"/>
     </w:rPr>
@@ -13084,7 +13188,7 @@
       <w:bCs/>
       <w:i/>
       <w:iCs/>
-      <w:color w:val="4F81BD" w:themeColor="accent1"/>
+      <w:color w:val="000000"/>
     </w:rPr>
   </w:style>
   <w:style w:type="character" w:customStyle="1" w:styleId="IntenseQuoteChar">
@@ -13098,7 +13202,7 @@
       <w:bCs/>
       <w:i/>
       <w:iCs/>
-      <w:color w:val="4F81BD" w:themeColor="accent1"/>
+      <w:color w:val="000000"/>
     </w:rPr>
   </w:style>
   <w:style w:type="character" w:styleId="SubtleEmphasis">
@@ -13110,7 +13214,7 @@
     <w:rPr>
       <w:i/>
       <w:iCs/>
-      <w:color w:val="808080" w:themeColor="text1" w:themeTint="7F"/>
+      <w:color w:val="000000"/>
     </w:rPr>
   </w:style>
   <w:style w:type="character" w:styleId="IntenseEmphasis">
@@ -13124,7 +13228,7 @@
       <w:bCs/>
       <w:i/>
       <w:iCs/>
-      <w:color w:val="4F81BD" w:themeColor="accent1"/>
+      <w:color w:val="000000"/>
     </w:rPr>
   </w:style>
   <w:style w:type="character" w:styleId="SubtleReference">
@@ -13135,7 +13239,7 @@
     <w:rsid w:val="00FC693F"/>
     <w:rPr>
       <w:smallCaps/>
-      <w:color w:val="C0504D" w:themeColor="accent2"/>
+      <w:color w:val="000000"/>
       <w:u w:val="single"/>
     </w:rPr>
   </w:style>
@@ -13149,7 +13253,7 @@
       <w:b/>
       <w:bCs/>
       <w:smallCaps/>
-      <w:color w:val="C0504D" w:themeColor="accent2"/>
+      <w:color w:val="000000"/>
       <w:spacing w:val="5"/>
       <w:u w:val="single"/>
     </w:rPr>
@@ -13215,7 +13319,7 @@
       <w:spacing w:after="0" w:line="240" w:lineRule="auto"/>
     </w:pPr>
     <w:rPr>
-      <w:color w:val="000000" w:themeColor="text1" w:themeShade="BF"/>
+      <w:color w:val="000000"/>
     </w:rPr>
     <w:tblPr>
       <w:tblStyleRowBandSize w:val="1"/>
@@ -13318,7 +13422,7 @@
       <w:spacing w:after="0" w:line="240" w:lineRule="auto"/>
     </w:pPr>
     <w:rPr>
-      <w:color w:val="365F91" w:themeColor="accent1" w:themeShade="BF"/>
+      <w:color w:val="000000"/>
     </w:rPr>
     <w:tblPr>
       <w:tblStyleRowBandSize w:val="1"/>
@@ -13421,7 +13525,7 @@
       <w:spacing w:after="0" w:line="240" w:lineRule="auto"/>
     </w:pPr>
     <w:rPr>
-      <w:color w:val="943634" w:themeColor="accent2" w:themeShade="BF"/>
+      <w:color w:val="000000"/>
     </w:rPr>
     <w:tblPr>
       <w:tblStyleRowBandSize w:val="1"/>
@@ -13524,7 +13628,7 @@
       <w:spacing w:after="0" w:line="240" w:lineRule="auto"/>
     </w:pPr>
     <w:rPr>
-      <w:color w:val="76923C" w:themeColor="accent3" w:themeShade="BF"/>
+      <w:color w:val="000000"/>
     </w:rPr>
     <w:tblPr>
       <w:tblStyleRowBandSize w:val="1"/>
@@ -13627,7 +13731,7 @@
       <w:spacing w:after="0" w:line="240" w:lineRule="auto"/>
     </w:pPr>
     <w:rPr>
-      <w:color w:val="5F497A" w:themeColor="accent4" w:themeShade="BF"/>
+      <w:color w:val="000000"/>
     </w:rPr>
     <w:tblPr>
       <w:tblStyleRowBandSize w:val="1"/>
@@ -13730,7 +13834,7 @@
       <w:spacing w:after="0" w:line="240" w:lineRule="auto"/>
     </w:pPr>
     <w:rPr>
-      <w:color w:val="31849B" w:themeColor="accent5" w:themeShade="BF"/>
+      <w:color w:val="000000"/>
     </w:rPr>
     <w:tblPr>
       <w:tblStyleRowBandSize w:val="1"/>
@@ -13833,7 +13937,7 @@
       <w:spacing w:after="0" w:line="240" w:lineRule="auto"/>
     </w:pPr>
     <w:rPr>
-      <w:color w:val="E36C0A" w:themeColor="accent6" w:themeShade="BF"/>
+      <w:color w:val="000000"/>
     </w:rPr>
     <w:tblPr>
       <w:tblStyleRowBandSize w:val="1"/>
@@ -13959,7 +14063,7 @@
       <w:rPr>
         <w:b/>
         <w:bCs/>
-        <w:color w:val="FFFFFF" w:themeColor="background1"/>
+        <w:color w:val="000000"/>
       </w:rPr>
       <w:tblPr/>
       <w:tcPr>
@@ -14051,7 +14155,7 @@
       <w:rPr>
         <w:b/>
         <w:bCs/>
-        <w:color w:val="FFFFFF" w:themeColor="background1"/>
+        <w:color w:val="000000"/>
       </w:rPr>
       <w:tblPr/>
       <w:tcPr>
@@ -14143,7 +14247,7 @@
       <w:rPr>
         <w:b/>
         <w:bCs/>
-        <w:color w:val="FFFFFF" w:themeColor="background1"/>
+        <w:color w:val="000000"/>
       </w:rPr>
       <w:tblPr/>
       <w:tcPr>
@@ -14235,7 +14339,7 @@
       <w:rPr>
         <w:b/>
         <w:bCs/>
-        <w:color w:val="FFFFFF" w:themeColor="background1"/>
+        <w:color w:val="000000"/>
       </w:rPr>
       <w:tblPr/>
       <w:tcPr>
@@ -14327,7 +14431,7 @@
       <w:rPr>
         <w:b/>
         <w:bCs/>
-        <w:color w:val="FFFFFF" w:themeColor="background1"/>
+        <w:color w:val="000000"/>
       </w:rPr>
       <w:tblPr/>
       <w:tcPr>
@@ -14419,7 +14523,7 @@
       <w:rPr>
         <w:b/>
         <w:bCs/>
-        <w:color w:val="FFFFFF" w:themeColor="background1"/>
+        <w:color w:val="000000"/>
       </w:rPr>
       <w:tblPr/>
       <w:tcPr>
@@ -14511,7 +14615,7 @@
       <w:rPr>
         <w:b/>
         <w:bCs/>
-        <w:color w:val="FFFFFF" w:themeColor="background1"/>
+        <w:color w:val="000000"/>
       </w:rPr>
       <w:tblPr/>
       <w:tcPr>
@@ -15514,7 +15618,7 @@
       <w:rPr>
         <w:b/>
         <w:bCs/>
-        <w:color w:val="FFFFFF" w:themeColor="background1"/>
+        <w:color w:val="000000"/>
       </w:rPr>
       <w:tblPr/>
       <w:tcPr>
@@ -15620,7 +15724,7 @@
       <w:rPr>
         <w:b/>
         <w:bCs/>
-        <w:color w:val="FFFFFF" w:themeColor="background1"/>
+        <w:color w:val="000000"/>
       </w:rPr>
       <w:tblPr/>
       <w:tcPr>
@@ -15726,7 +15830,7 @@
       <w:rPr>
         <w:b/>
         <w:bCs/>
-        <w:color w:val="FFFFFF" w:themeColor="background1"/>
+        <w:color w:val="000000"/>
       </w:rPr>
       <w:tblPr/>
       <w:tcPr>
@@ -15832,7 +15936,7 @@
       <w:rPr>
         <w:b/>
         <w:bCs/>
-        <w:color w:val="FFFFFF" w:themeColor="background1"/>
+        <w:color w:val="000000"/>
       </w:rPr>
       <w:tblPr/>
       <w:tcPr>
@@ -15938,7 +16042,7 @@
       <w:rPr>
         <w:b/>
         <w:bCs/>
-        <w:color w:val="FFFFFF" w:themeColor="background1"/>
+        <w:color w:val="000000"/>
       </w:rPr>
       <w:tblPr/>
       <w:tcPr>
@@ -16044,7 +16148,7 @@
       <w:rPr>
         <w:b/>
         <w:bCs/>
-        <w:color w:val="FFFFFF" w:themeColor="background1"/>
+        <w:color w:val="000000"/>
       </w:rPr>
       <w:tblPr/>
       <w:tcPr>
@@ -16150,7 +16254,7 @@
       <w:rPr>
         <w:b/>
         <w:bCs/>
-        <w:color w:val="FFFFFF" w:themeColor="background1"/>
+        <w:color w:val="000000"/>
       </w:rPr>
       <w:tblPr/>
       <w:tcPr>
@@ -16253,7 +16357,7 @@
       <w:rPr>
         <w:b/>
         <w:bCs/>
-        <w:color w:val="FFFFFF" w:themeColor="background1"/>
+        <w:color w:val="000000"/>
       </w:rPr>
       <w:tblPr/>
       <w:tcPr>
@@ -16273,7 +16377,7 @@
         <w:spacing w:before="0" w:after="0" w:line="240" w:lineRule="auto"/>
       </w:pPr>
       <w:rPr>
-        <w:color w:val="auto"/>
+        <w:color w:val="000000"/>
       </w:rPr>
       <w:tblPr/>
       <w:tcPr>
@@ -16292,7 +16396,7 @@
       <w:rPr>
         <w:b/>
         <w:bCs/>
-        <w:color w:val="FFFFFF" w:themeColor="background1"/>
+        <w:color w:val="000000"/>
       </w:rPr>
       <w:tblPr/>
       <w:tcPr>
@@ -16311,7 +16415,7 @@
       <w:rPr>
         <w:b/>
         <w:bCs/>
-        <w:color w:val="FFFFFF" w:themeColor="background1"/>
+        <w:color w:val="000000"/>
       </w:rPr>
       <w:tblPr/>
       <w:tcPr>
@@ -16357,7 +16461,7 @@
     </w:tblStylePr>
     <w:tblStylePr w:type="nwCell">
       <w:rPr>
-        <w:color w:val="FFFFFF" w:themeColor="background1"/>
+        <w:color w:val="000000"/>
       </w:rPr>
       <w:tblPr/>
       <w:tcPr>
@@ -16402,7 +16506,7 @@
       <w:rPr>
         <w:b/>
         <w:bCs/>
-        <w:color w:val="FFFFFF" w:themeColor="background1"/>
+        <w:color w:val="000000"/>
       </w:rPr>
       <w:tblPr/>
       <w:tcPr>
@@ -16422,7 +16526,7 @@
         <w:spacing w:before="0" w:after="0" w:line="240" w:lineRule="auto"/>
       </w:pPr>
       <w:rPr>
-        <w:color w:val="auto"/>
+        <w:color w:val="000000"/>
       </w:rPr>
       <w:tblPr/>
       <w:tcPr>
@@ -16441,7 +16545,7 @@
       <w:rPr>
         <w:b/>
         <w:bCs/>
-        <w:color w:val="FFFFFF" w:themeColor="background1"/>
+        <w:color w:val="000000"/>
       </w:rPr>
       <w:tblPr/>
       <w:tcPr>
@@ -16460,7 +16564,7 @@
       <w:rPr>
         <w:b/>
         <w:bCs/>
-        <w:color w:val="FFFFFF" w:themeColor="background1"/>
+        <w:color w:val="000000"/>
       </w:rPr>
       <w:tblPr/>
       <w:tcPr>
@@ -16506,7 +16610,7 @@
     </w:tblStylePr>
     <w:tblStylePr w:type="nwCell">
       <w:rPr>
-        <w:color w:val="FFFFFF" w:themeColor="background1"/>
+        <w:color w:val="000000"/>
       </w:rPr>
       <w:tblPr/>
       <w:tcPr>
@@ -16551,7 +16655,7 @@
       <w:rPr>
         <w:b/>
         <w:bCs/>
-        <w:color w:val="FFFFFF" w:themeColor="background1"/>
+        <w:color w:val="000000"/>
       </w:rPr>
       <w:tblPr/>
       <w:tcPr>
@@ -16571,7 +16675,7 @@
         <w:spacing w:before="0" w:after="0" w:line="240" w:lineRule="auto"/>
       </w:pPr>
       <w:rPr>
-        <w:color w:val="auto"/>
+        <w:color w:val="000000"/>
       </w:rPr>
       <w:tblPr/>
       <w:tcPr>
@@ -16590,7 +16694,7 @@
       <w:rPr>
         <w:b/>
         <w:bCs/>
-        <w:color w:val="FFFFFF" w:themeColor="background1"/>
+        <w:color w:val="000000"/>
       </w:rPr>
       <w:tblPr/>
       <w:tcPr>
@@ -16609,7 +16713,7 @@
       <w:rPr>
         <w:b/>
         <w:bCs/>
-        <w:color w:val="FFFFFF" w:themeColor="background1"/>
+        <w:color w:val="000000"/>
       </w:rPr>
       <w:tblPr/>
       <w:tcPr>
@@ -16655,7 +16759,7 @@
     </w:tblStylePr>
     <w:tblStylePr w:type="nwCell">
       <w:rPr>
-        <w:color w:val="FFFFFF" w:themeColor="background1"/>
+        <w:color w:val="000000"/>
       </w:rPr>
       <w:tblPr/>
       <w:tcPr>
@@ -16700,7 +16804,7 @@
       <w:rPr>
         <w:b/>
         <w:bCs/>
-        <w:color w:val="FFFFFF" w:themeColor="background1"/>
+        <w:color w:val="000000"/>
       </w:rPr>
       <w:tblPr/>
       <w:tcPr>
@@ -16720,7 +16824,7 @@
         <w:spacing w:before="0" w:after="0" w:line="240" w:lineRule="auto"/>
       </w:pPr>
       <w:rPr>
-        <w:color w:val="auto"/>
+        <w:color w:val="000000"/>
       </w:rPr>
       <w:tblPr/>
       <w:tcPr>
@@ -16739,7 +16843,7 @@
       <w:rPr>
         <w:b/>
         <w:bCs/>
-        <w:color w:val="FFFFFF" w:themeColor="background1"/>
+        <w:color w:val="000000"/>
       </w:rPr>
       <w:tblPr/>
       <w:tcPr>
@@ -16758,7 +16862,7 @@
       <w:rPr>
         <w:b/>
         <w:bCs/>
-        <w:color w:val="FFFFFF" w:themeColor="background1"/>
+        <w:color w:val="000000"/>
       </w:rPr>
       <w:tblPr/>
       <w:tcPr>
@@ -16804,7 +16908,7 @@
     </w:tblStylePr>
     <w:tblStylePr w:type="nwCell">
       <w:rPr>
-        <w:color w:val="FFFFFF" w:themeColor="background1"/>
+        <w:color w:val="000000"/>
       </w:rPr>
       <w:tblPr/>
       <w:tcPr>
@@ -16849,7 +16953,7 @@
       <w:rPr>
         <w:b/>
         <w:bCs/>
-        <w:color w:val="FFFFFF" w:themeColor="background1"/>
+        <w:color w:val="000000"/>
       </w:rPr>
       <w:tblPr/>
       <w:tcPr>
@@ -16869,7 +16973,7 @@
         <w:spacing w:before="0" w:after="0" w:line="240" w:lineRule="auto"/>
       </w:pPr>
       <w:rPr>
-        <w:color w:val="auto"/>
+        <w:color w:val="000000"/>
       </w:rPr>
       <w:tblPr/>
       <w:tcPr>
@@ -16888,7 +16992,7 @@
       <w:rPr>
         <w:b/>
         <w:bCs/>
-        <w:color w:val="FFFFFF" w:themeColor="background1"/>
+        <w:color w:val="000000"/>
       </w:rPr>
       <w:tblPr/>
       <w:tcPr>
@@ -16907,7 +17011,7 @@
       <w:rPr>
         <w:b/>
         <w:bCs/>
-        <w:color w:val="FFFFFF" w:themeColor="background1"/>
+        <w:color w:val="000000"/>
       </w:rPr>
       <w:tblPr/>
       <w:tcPr>
@@ -16953,7 +17057,7 @@
     </w:tblStylePr>
     <w:tblStylePr w:type="nwCell">
       <w:rPr>
-        <w:color w:val="FFFFFF" w:themeColor="background1"/>
+        <w:color w:val="000000"/>
       </w:rPr>
       <w:tblPr/>
       <w:tcPr>
@@ -16998,7 +17102,7 @@
       <w:rPr>
         <w:b/>
         <w:bCs/>
-        <w:color w:val="FFFFFF" w:themeColor="background1"/>
+        <w:color w:val="000000"/>
       </w:rPr>
       <w:tblPr/>
       <w:tcPr>
@@ -17018,7 +17122,7 @@
         <w:spacing w:before="0" w:after="0" w:line="240" w:lineRule="auto"/>
       </w:pPr>
       <w:rPr>
-        <w:color w:val="auto"/>
+        <w:color w:val="000000"/>
       </w:rPr>
       <w:tblPr/>
       <w:tcPr>
@@ -17037,7 +17141,7 @@
       <w:rPr>
         <w:b/>
         <w:bCs/>
-        <w:color w:val="FFFFFF" w:themeColor="background1"/>
+        <w:color w:val="000000"/>
       </w:rPr>
       <w:tblPr/>
       <w:tcPr>
@@ -17056,7 +17160,7 @@
       <w:rPr>
         <w:b/>
         <w:bCs/>
-        <w:color w:val="FFFFFF" w:themeColor="background1"/>
+        <w:color w:val="000000"/>
       </w:rPr>
       <w:tblPr/>
       <w:tcPr>
@@ -17102,7 +17206,7 @@
     </w:tblStylePr>
     <w:tblStylePr w:type="nwCell">
       <w:rPr>
-        <w:color w:val="FFFFFF" w:themeColor="background1"/>
+        <w:color w:val="000000"/>
       </w:rPr>
       <w:tblPr/>
       <w:tcPr>
@@ -17147,7 +17251,7 @@
       <w:rPr>
         <w:b/>
         <w:bCs/>
-        <w:color w:val="FFFFFF" w:themeColor="background1"/>
+        <w:color w:val="000000"/>
       </w:rPr>
       <w:tblPr/>
       <w:tcPr>
@@ -17167,7 +17271,7 @@
         <w:spacing w:before="0" w:after="0" w:line="240" w:lineRule="auto"/>
       </w:pPr>
       <w:rPr>
-        <w:color w:val="auto"/>
+        <w:color w:val="000000"/>
       </w:rPr>
       <w:tblPr/>
       <w:tcPr>
@@ -17186,7 +17290,7 @@
       <w:rPr>
         <w:b/>
         <w:bCs/>
-        <w:color w:val="FFFFFF" w:themeColor="background1"/>
+        <w:color w:val="000000"/>
       </w:rPr>
       <w:tblPr/>
       <w:tcPr>
@@ -17205,7 +17309,7 @@
       <w:rPr>
         <w:b/>
         <w:bCs/>
-        <w:color w:val="FFFFFF" w:themeColor="background1"/>
+        <w:color w:val="000000"/>
       </w:rPr>
       <w:tblPr/>
       <w:tcPr>
@@ -17251,7 +17355,7 @@
     </w:tblStylePr>
     <w:tblStylePr w:type="nwCell">
       <w:rPr>
-        <w:color w:val="FFFFFF" w:themeColor="background1"/>
+        <w:color w:val="000000"/>
       </w:rPr>
       <w:tblPr/>
       <w:tcPr>
@@ -17275,7 +17379,7 @@
       <w:spacing w:after="0" w:line="240" w:lineRule="auto"/>
     </w:pPr>
     <w:rPr>
-      <w:color w:val="000000" w:themeColor="text1"/>
+      <w:color w:val="000000"/>
     </w:rPr>
     <w:tblPr>
       <w:tblStyleRowBandSize w:val="1"/>
@@ -17308,7 +17412,7 @@
       <w:rPr>
         <w:b/>
         <w:bCs/>
-        <w:color w:val="1F497D" w:themeColor="text2"/>
+        <w:color w:val="000000"/>
       </w:rPr>
       <w:tblPr/>
       <w:tcPr>
@@ -17359,7 +17463,7 @@
       <w:spacing w:after="0" w:line="240" w:lineRule="auto"/>
     </w:pPr>
     <w:rPr>
-      <w:color w:val="000000" w:themeColor="text1"/>
+      <w:color w:val="000000"/>
     </w:rPr>
     <w:tblPr>
       <w:tblStyleRowBandSize w:val="1"/>
@@ -17392,7 +17496,7 @@
       <w:rPr>
         <w:b/>
         <w:bCs/>
-        <w:color w:val="1F497D" w:themeColor="text2"/>
+        <w:color w:val="000000"/>
       </w:rPr>
       <w:tblPr/>
       <w:tcPr>
@@ -17443,7 +17547,7 @@
       <w:spacing w:after="0" w:line="240" w:lineRule="auto"/>
     </w:pPr>
     <w:rPr>
-      <w:color w:val="000000" w:themeColor="text1"/>
+      <w:color w:val="000000"/>
     </w:rPr>
     <w:tblPr>
       <w:tblStyleRowBandSize w:val="1"/>
@@ -17476,7 +17580,7 @@
       <w:rPr>
         <w:b/>
         <w:bCs/>
-        <w:color w:val="1F497D" w:themeColor="text2"/>
+        <w:color w:val="000000"/>
       </w:rPr>
       <w:tblPr/>
       <w:tcPr>
@@ -17527,7 +17631,7 @@
       <w:spacing w:after="0" w:line="240" w:lineRule="auto"/>
     </w:pPr>
     <w:rPr>
-      <w:color w:val="000000" w:themeColor="text1"/>
+      <w:color w:val="000000"/>
     </w:rPr>
     <w:tblPr>
       <w:tblStyleRowBandSize w:val="1"/>
@@ -17560,7 +17664,7 @@
       <w:rPr>
         <w:b/>
         <w:bCs/>
-        <w:color w:val="1F497D" w:themeColor="text2"/>
+        <w:color w:val="000000"/>
       </w:rPr>
       <w:tblPr/>
       <w:tcPr>
@@ -17611,7 +17715,7 @@
       <w:spacing w:after="0" w:line="240" w:lineRule="auto"/>
     </w:pPr>
     <w:rPr>
-      <w:color w:val="000000" w:themeColor="text1"/>
+      <w:color w:val="000000"/>
     </w:rPr>
     <w:tblPr>
       <w:tblStyleRowBandSize w:val="1"/>
@@ -17644,7 +17748,7 @@
       <w:rPr>
         <w:b/>
         <w:bCs/>
-        <w:color w:val="1F497D" w:themeColor="text2"/>
+        <w:color w:val="000000"/>
       </w:rPr>
       <w:tblPr/>
       <w:tcPr>
@@ -17695,7 +17799,7 @@
       <w:spacing w:after="0" w:line="240" w:lineRule="auto"/>
     </w:pPr>
     <w:rPr>
-      <w:color w:val="000000" w:themeColor="text1"/>
+      <w:color w:val="000000"/>
     </w:rPr>
     <w:tblPr>
       <w:tblStyleRowBandSize w:val="1"/>
@@ -17728,7 +17832,7 @@
       <w:rPr>
         <w:b/>
         <w:bCs/>
-        <w:color w:val="1F497D" w:themeColor="text2"/>
+        <w:color w:val="000000"/>
       </w:rPr>
       <w:tblPr/>
       <w:tcPr>
@@ -17779,7 +17883,7 @@
       <w:spacing w:after="0" w:line="240" w:lineRule="auto"/>
     </w:pPr>
     <w:rPr>
-      <w:color w:val="000000" w:themeColor="text1"/>
+      <w:color w:val="000000"/>
     </w:rPr>
     <w:tblPr>
       <w:tblStyleRowBandSize w:val="1"/>
@@ -17812,7 +17916,7 @@
       <w:rPr>
         <w:b/>
         <w:bCs/>
-        <w:color w:val="1F497D" w:themeColor="text2"/>
+        <w:color w:val="000000"/>
       </w:rPr>
       <w:tblPr/>
       <w:tcPr>
@@ -17864,7 +17968,7 @@
     </w:pPr>
     <w:rPr>
       <w:rFonts w:asciiTheme="majorHAnsi" w:eastAsiaTheme="majorEastAsia" w:hAnsiTheme="majorHAnsi" w:cstheme="majorBidi"/>
-      <w:color w:val="000000" w:themeColor="text1"/>
+      <w:color w:val="000000"/>
     </w:rPr>
     <w:tblPr>
       <w:tblStyleRowBandSize w:val="1"/>
@@ -17992,7 +18096,7 @@
     </w:pPr>
     <w:rPr>
       <w:rFonts w:asciiTheme="majorHAnsi" w:eastAsiaTheme="majorEastAsia" w:hAnsiTheme="majorHAnsi" w:cstheme="majorBidi"/>
-      <w:color w:val="000000" w:themeColor="text1"/>
+      <w:color w:val="000000"/>
     </w:rPr>
     <w:tblPr>
       <w:tblStyleRowBandSize w:val="1"/>
@@ -18120,7 +18224,7 @@
     </w:pPr>
     <w:rPr>
       <w:rFonts w:asciiTheme="majorHAnsi" w:eastAsiaTheme="majorEastAsia" w:hAnsiTheme="majorHAnsi" w:cstheme="majorBidi"/>
-      <w:color w:val="000000" w:themeColor="text1"/>
+      <w:color w:val="000000"/>
     </w:rPr>
     <w:tblPr>
       <w:tblStyleRowBandSize w:val="1"/>
@@ -18248,7 +18352,7 @@
     </w:pPr>
     <w:rPr>
       <w:rFonts w:asciiTheme="majorHAnsi" w:eastAsiaTheme="majorEastAsia" w:hAnsiTheme="majorHAnsi" w:cstheme="majorBidi"/>
-      <w:color w:val="000000" w:themeColor="text1"/>
+      <w:color w:val="000000"/>
     </w:rPr>
     <w:tblPr>
       <w:tblStyleRowBandSize w:val="1"/>
@@ -18376,7 +18480,7 @@
     </w:pPr>
     <w:rPr>
       <w:rFonts w:asciiTheme="majorHAnsi" w:eastAsiaTheme="majorEastAsia" w:hAnsiTheme="majorHAnsi" w:cstheme="majorBidi"/>
-      <w:color w:val="000000" w:themeColor="text1"/>
+      <w:color w:val="000000"/>
     </w:rPr>
     <w:tblPr>
       <w:tblStyleRowBandSize w:val="1"/>
@@ -18504,7 +18608,7 @@
     </w:pPr>
     <w:rPr>
       <w:rFonts w:asciiTheme="majorHAnsi" w:eastAsiaTheme="majorEastAsia" w:hAnsiTheme="majorHAnsi" w:cstheme="majorBidi"/>
-      <w:color w:val="000000" w:themeColor="text1"/>
+      <w:color w:val="000000"/>
     </w:rPr>
     <w:tblPr>
       <w:tblStyleRowBandSize w:val="1"/>
@@ -18632,7 +18736,7 @@
     </w:pPr>
     <w:rPr>
       <w:rFonts w:asciiTheme="majorHAnsi" w:eastAsiaTheme="majorEastAsia" w:hAnsiTheme="majorHAnsi" w:cstheme="majorBidi"/>
-      <w:color w:val="000000" w:themeColor="text1"/>
+      <w:color w:val="000000"/>
     </w:rPr>
     <w:tblPr>
       <w:tblStyleRowBandSize w:val="1"/>
@@ -19271,7 +19375,7 @@
     </w:pPr>
     <w:rPr>
       <w:rFonts w:asciiTheme="majorHAnsi" w:eastAsiaTheme="majorEastAsia" w:hAnsiTheme="majorHAnsi" w:cstheme="majorBidi"/>
-      <w:color w:val="000000" w:themeColor="text1"/>
+      <w:color w:val="000000"/>
     </w:rPr>
     <w:tblPr>
       <w:tblStyleRowBandSize w:val="1"/>
@@ -19299,7 +19403,7 @@
       <w:rPr>
         <w:b/>
         <w:bCs/>
-        <w:color w:val="000000" w:themeColor="text1"/>
+        <w:color w:val="000000"/>
       </w:rPr>
       <w:tblPr/>
       <w:tcPr>
@@ -19310,7 +19414,7 @@
       <w:rPr>
         <w:b/>
         <w:bCs/>
-        <w:color w:val="000000" w:themeColor="text1"/>
+        <w:color w:val="000000"/>
       </w:rPr>
       <w:tblPr/>
       <w:tcPr>
@@ -19329,7 +19433,7 @@
       <w:rPr>
         <w:b/>
         <w:bCs/>
-        <w:color w:val="000000" w:themeColor="text1"/>
+        <w:color w:val="000000"/>
       </w:rPr>
       <w:tblPr/>
       <w:tcPr>
@@ -19348,7 +19452,7 @@
       <w:rPr>
         <w:b w:val="0"/>
         <w:bCs w:val="0"/>
-        <w:color w:val="000000" w:themeColor="text1"/>
+        <w:color w:val="000000"/>
       </w:rPr>
       <w:tblPr/>
       <w:tcPr>
@@ -19396,7 +19500,7 @@
     </w:pPr>
     <w:rPr>
       <w:rFonts w:asciiTheme="majorHAnsi" w:eastAsiaTheme="majorEastAsia" w:hAnsiTheme="majorHAnsi" w:cstheme="majorBidi"/>
-      <w:color w:val="000000" w:themeColor="text1"/>
+      <w:color w:val="000000"/>
     </w:rPr>
     <w:tblPr>
       <w:tblStyleRowBandSize w:val="1"/>
@@ -19424,7 +19528,7 @@
       <w:rPr>
         <w:b/>
         <w:bCs/>
-        <w:color w:val="000000" w:themeColor="text1"/>
+        <w:color w:val="000000"/>
       </w:rPr>
       <w:tblPr/>
       <w:tcPr>
@@ -19435,7 +19539,7 @@
       <w:rPr>
         <w:b/>
         <w:bCs/>
-        <w:color w:val="000000" w:themeColor="text1"/>
+        <w:color w:val="000000"/>
       </w:rPr>
       <w:tblPr/>
       <w:tcPr>
@@ -19454,7 +19558,7 @@
       <w:rPr>
         <w:b/>
         <w:bCs/>
-        <w:color w:val="000000" w:themeColor="text1"/>
+        <w:color w:val="000000"/>
       </w:rPr>
       <w:tblPr/>
       <w:tcPr>
@@ -19473,7 +19577,7 @@
       <w:rPr>
         <w:b w:val="0"/>
         <w:bCs w:val="0"/>
-        <w:color w:val="000000" w:themeColor="text1"/>
+        <w:color w:val="000000"/>
       </w:rPr>
       <w:tblPr/>
       <w:tcPr>
@@ -19521,7 +19625,7 @@
     </w:pPr>
     <w:rPr>
       <w:rFonts w:asciiTheme="majorHAnsi" w:eastAsiaTheme="majorEastAsia" w:hAnsiTheme="majorHAnsi" w:cstheme="majorBidi"/>
-      <w:color w:val="000000" w:themeColor="text1"/>
+      <w:color w:val="000000"/>
     </w:rPr>
     <w:tblPr>
       <w:tblStyleRowBandSize w:val="1"/>
@@ -19549,7 +19653,7 @@
       <w:rPr>
         <w:b/>
         <w:bCs/>
-        <w:color w:val="000000" w:themeColor="text1"/>
+        <w:color w:val="000000"/>
       </w:rPr>
       <w:tblPr/>
       <w:tcPr>
@@ -19560,7 +19664,7 @@
       <w:rPr>
         <w:b/>
         <w:bCs/>
-        <w:color w:val="000000" w:themeColor="text1"/>
+        <w:color w:val="000000"/>
       </w:rPr>
       <w:tblPr/>
       <w:tcPr>
@@ -19579,7 +19683,7 @@
       <w:rPr>
         <w:b/>
         <w:bCs/>
-        <w:color w:val="000000" w:themeColor="text1"/>
+        <w:color w:val="000000"/>
       </w:rPr>
       <w:tblPr/>
       <w:tcPr>
@@ -19598,7 +19702,7 @@
       <w:rPr>
         <w:b w:val="0"/>
         <w:bCs w:val="0"/>
-        <w:color w:val="000000" w:themeColor="text1"/>
+        <w:color w:val="000000"/>
       </w:rPr>
       <w:tblPr/>
       <w:tcPr>
@@ -19646,7 +19750,7 @@
     </w:pPr>
     <w:rPr>
       <w:rFonts w:asciiTheme="majorHAnsi" w:eastAsiaTheme="majorEastAsia" w:hAnsiTheme="majorHAnsi" w:cstheme="majorBidi"/>
-      <w:color w:val="000000" w:themeColor="text1"/>
+      <w:color w:val="000000"/>
     </w:rPr>
     <w:tblPr>
       <w:tblStyleRowBandSize w:val="1"/>
@@ -19674,7 +19778,7 @@
       <w:rPr>
         <w:b/>
         <w:bCs/>
-        <w:color w:val="000000" w:themeColor="text1"/>
+        <w:color w:val="000000"/>
       </w:rPr>
       <w:tblPr/>
       <w:tcPr>
@@ -19685,7 +19789,7 @@
       <w:rPr>
         <w:b/>
         <w:bCs/>
-        <w:color w:val="000000" w:themeColor="text1"/>
+        <w:color w:val="000000"/>
       </w:rPr>
       <w:tblPr/>
       <w:tcPr>
@@ -19704,7 +19808,7 @@
       <w:rPr>
         <w:b/>
         <w:bCs/>
-        <w:color w:val="000000" w:themeColor="text1"/>
+        <w:color w:val="000000"/>
       </w:rPr>
       <w:tblPr/>
       <w:tcPr>
@@ -19723,7 +19827,7 @@
       <w:rPr>
         <w:b w:val="0"/>
         <w:bCs w:val="0"/>
-        <w:color w:val="000000" w:themeColor="text1"/>
+        <w:color w:val="000000"/>
       </w:rPr>
       <w:tblPr/>
       <w:tcPr>
@@ -19771,7 +19875,7 @@
     </w:pPr>
     <w:rPr>
       <w:rFonts w:asciiTheme="majorHAnsi" w:eastAsiaTheme="majorEastAsia" w:hAnsiTheme="majorHAnsi" w:cstheme="majorBidi"/>
-      <w:color w:val="000000" w:themeColor="text1"/>
+      <w:color w:val="000000"/>
     </w:rPr>
     <w:tblPr>
       <w:tblStyleRowBandSize w:val="1"/>
@@ -19799,7 +19903,7 @@
       <w:rPr>
         <w:b/>
         <w:bCs/>
-        <w:color w:val="000000" w:themeColor="text1"/>
+        <w:color w:val="000000"/>
       </w:rPr>
       <w:tblPr/>
       <w:tcPr>
@@ -19810,7 +19914,7 @@
       <w:rPr>
         <w:b/>
         <w:bCs/>
-        <w:color w:val="000000" w:themeColor="text1"/>
+        <w:color w:val="000000"/>
       </w:rPr>
       <w:tblPr/>
       <w:tcPr>
@@ -19829,7 +19933,7 @@
       <w:rPr>
         <w:b/>
         <w:bCs/>
-        <w:color w:val="000000" w:themeColor="text1"/>
+        <w:color w:val="000000"/>
       </w:rPr>
       <w:tblPr/>
       <w:tcPr>
@@ -19848,7 +19952,7 @@
       <w:rPr>
         <w:b w:val="0"/>
         <w:bCs w:val="0"/>
-        <w:color w:val="000000" w:themeColor="text1"/>
+        <w:color w:val="000000"/>
       </w:rPr>
       <w:tblPr/>
       <w:tcPr>
@@ -19896,7 +20000,7 @@
     </w:pPr>
     <w:rPr>
       <w:rFonts w:asciiTheme="majorHAnsi" w:eastAsiaTheme="majorEastAsia" w:hAnsiTheme="majorHAnsi" w:cstheme="majorBidi"/>
-      <w:color w:val="000000" w:themeColor="text1"/>
+      <w:color w:val="000000"/>
     </w:rPr>
     <w:tblPr>
       <w:tblStyleRowBandSize w:val="1"/>
@@ -19924,7 +20028,7 @@
       <w:rPr>
         <w:b/>
         <w:bCs/>
-        <w:color w:val="000000" w:themeColor="text1"/>
+        <w:color w:val="000000"/>
       </w:rPr>
       <w:tblPr/>
       <w:tcPr>
@@ -19935,7 +20039,7 @@
       <w:rPr>
         <w:b/>
         <w:bCs/>
-        <w:color w:val="000000" w:themeColor="text1"/>
+        <w:color w:val="000000"/>
       </w:rPr>
       <w:tblPr/>
       <w:tcPr>
@@ -19954,7 +20058,7 @@
       <w:rPr>
         <w:b/>
         <w:bCs/>
-        <w:color w:val="000000" w:themeColor="text1"/>
+        <w:color w:val="000000"/>
       </w:rPr>
       <w:tblPr/>
       <w:tcPr>
@@ -19973,7 +20077,7 @@
       <w:rPr>
         <w:b w:val="0"/>
         <w:bCs w:val="0"/>
-        <w:color w:val="000000" w:themeColor="text1"/>
+        <w:color w:val="000000"/>
       </w:rPr>
       <w:tblPr/>
       <w:tcPr>
@@ -20021,7 +20125,7 @@
     </w:pPr>
     <w:rPr>
       <w:rFonts w:asciiTheme="majorHAnsi" w:eastAsiaTheme="majorEastAsia" w:hAnsiTheme="majorHAnsi" w:cstheme="majorBidi"/>
-      <w:color w:val="000000" w:themeColor="text1"/>
+      <w:color w:val="000000"/>
     </w:rPr>
     <w:tblPr>
       <w:tblStyleRowBandSize w:val="1"/>
@@ -20049,7 +20153,7 @@
       <w:rPr>
         <w:b/>
         <w:bCs/>
-        <w:color w:val="000000" w:themeColor="text1"/>
+        <w:color w:val="000000"/>
       </w:rPr>
       <w:tblPr/>
       <w:tcPr>
@@ -20060,7 +20164,7 @@
       <w:rPr>
         <w:b/>
         <w:bCs/>
-        <w:color w:val="000000" w:themeColor="text1"/>
+        <w:color w:val="000000"/>
       </w:rPr>
       <w:tblPr/>
       <w:tcPr>
@@ -20079,7 +20183,7 @@
       <w:rPr>
         <w:b/>
         <w:bCs/>
-        <w:color w:val="000000" w:themeColor="text1"/>
+        <w:color w:val="000000"/>
       </w:rPr>
       <w:tblPr/>
       <w:tcPr>
@@ -20098,7 +20202,7 @@
       <w:rPr>
         <w:b w:val="0"/>
         <w:bCs w:val="0"/>
-        <w:color w:val="000000" w:themeColor="text1"/>
+        <w:color w:val="000000"/>
       </w:rPr>
       <w:tblPr/>
       <w:tcPr>
@@ -20172,7 +20276,7 @@
         <w:bCs/>
         <w:i w:val="0"/>
         <w:iCs w:val="0"/>
-        <w:color w:val="FFFFFF" w:themeColor="background1"/>
+        <w:color w:val="000000"/>
       </w:rPr>
       <w:tblPr/>
       <w:tcPr>
@@ -20193,7 +20297,7 @@
         <w:bCs/>
         <w:i w:val="0"/>
         <w:iCs w:val="0"/>
-        <w:color w:val="FFFFFF" w:themeColor="background1"/>
+        <w:color w:val="000000"/>
       </w:rPr>
       <w:tblPr/>
       <w:tcPr>
@@ -20214,7 +20318,7 @@
         <w:bCs/>
         <w:i w:val="0"/>
         <w:iCs w:val="0"/>
-        <w:color w:val="FFFFFF" w:themeColor="background1"/>
+        <w:color w:val="000000"/>
       </w:rPr>
       <w:tblPr/>
       <w:tcPr>
@@ -20233,7 +20337,7 @@
         <w:bCs/>
         <w:i w:val="0"/>
         <w:iCs w:val="0"/>
-        <w:color w:val="FFFFFF" w:themeColor="background1"/>
+        <w:color w:val="000000"/>
       </w:rPr>
       <w:tblPr/>
       <w:tcPr>
@@ -20313,7 +20417,7 @@
         <w:bCs/>
         <w:i w:val="0"/>
         <w:iCs w:val="0"/>
-        <w:color w:val="FFFFFF" w:themeColor="background1"/>
+        <w:color w:val="000000"/>
       </w:rPr>
       <w:tblPr/>
       <w:tcPr>
@@ -20334,7 +20438,7 @@
         <w:bCs/>
         <w:i w:val="0"/>
         <w:iCs w:val="0"/>
-        <w:color w:val="FFFFFF" w:themeColor="background1"/>
+        <w:color w:val="000000"/>
       </w:rPr>
       <w:tblPr/>
       <w:tcPr>
@@ -20355,7 +20459,7 @@
         <w:bCs/>
         <w:i w:val="0"/>
         <w:iCs w:val="0"/>
-        <w:color w:val="FFFFFF" w:themeColor="background1"/>
+        <w:color w:val="000000"/>
       </w:rPr>
       <w:tblPr/>
       <w:tcPr>
@@ -20374,7 +20478,7 @@
         <w:bCs/>
         <w:i w:val="0"/>
         <w:iCs w:val="0"/>
-        <w:color w:val="FFFFFF" w:themeColor="background1"/>
+        <w:color w:val="000000"/>
       </w:rPr>
       <w:tblPr/>
       <w:tcPr>
@@ -20454,7 +20558,7 @@
         <w:bCs/>
         <w:i w:val="0"/>
         <w:iCs w:val="0"/>
-        <w:color w:val="FFFFFF" w:themeColor="background1"/>
+        <w:color w:val="000000"/>
       </w:rPr>
       <w:tblPr/>
       <w:tcPr>
@@ -20475,7 +20579,7 @@
         <w:bCs/>
         <w:i w:val="0"/>
         <w:iCs w:val="0"/>
-        <w:color w:val="FFFFFF" w:themeColor="background1"/>
+        <w:color w:val="000000"/>
       </w:rPr>
       <w:tblPr/>
       <w:tcPr>
@@ -20496,7 +20600,7 @@
         <w:bCs/>
         <w:i w:val="0"/>
         <w:iCs w:val="0"/>
-        <w:color w:val="FFFFFF" w:themeColor="background1"/>
+        <w:color w:val="000000"/>
       </w:rPr>
       <w:tblPr/>
       <w:tcPr>
@@ -20515,7 +20619,7 @@
         <w:bCs/>
         <w:i w:val="0"/>
         <w:iCs w:val="0"/>
-        <w:color w:val="FFFFFF" w:themeColor="background1"/>
+        <w:color w:val="000000"/>
       </w:rPr>
       <w:tblPr/>
       <w:tcPr>
@@ -20595,7 +20699,7 @@
         <w:bCs/>
         <w:i w:val="0"/>
         <w:iCs w:val="0"/>
-        <w:color w:val="FFFFFF" w:themeColor="background1"/>
+        <w:color w:val="000000"/>
       </w:rPr>
       <w:tblPr/>
       <w:tcPr>
@@ -20616,7 +20720,7 @@
         <w:bCs/>
         <w:i w:val="0"/>
         <w:iCs w:val="0"/>
-        <w:color w:val="FFFFFF" w:themeColor="background1"/>
+        <w:color w:val="000000"/>
       </w:rPr>
       <w:tblPr/>
       <w:tcPr>
@@ -20637,7 +20741,7 @@
         <w:bCs/>
         <w:i w:val="0"/>
         <w:iCs w:val="0"/>
-        <w:color w:val="FFFFFF" w:themeColor="background1"/>
+        <w:color w:val="000000"/>
       </w:rPr>
       <w:tblPr/>
       <w:tcPr>
@@ -20656,7 +20760,7 @@
         <w:bCs/>
         <w:i w:val="0"/>
         <w:iCs w:val="0"/>
-        <w:color w:val="FFFFFF" w:themeColor="background1"/>
+        <w:color w:val="000000"/>
       </w:rPr>
       <w:tblPr/>
       <w:tcPr>
@@ -20736,7 +20840,7 @@
         <w:bCs/>
         <w:i w:val="0"/>
         <w:iCs w:val="0"/>
-        <w:color w:val="FFFFFF" w:themeColor="background1"/>
+        <w:color w:val="000000"/>
       </w:rPr>
       <w:tblPr/>
       <w:tcPr>
@@ -20757,7 +20861,7 @@
         <w:bCs/>
         <w:i w:val="0"/>
         <w:iCs w:val="0"/>
-        <w:color w:val="FFFFFF" w:themeColor="background1"/>
+        <w:color w:val="000000"/>
       </w:rPr>
       <w:tblPr/>
       <w:tcPr>
@@ -20778,7 +20882,7 @@
         <w:bCs/>
         <w:i w:val="0"/>
         <w:iCs w:val="0"/>
-        <w:color w:val="FFFFFF" w:themeColor="background1"/>
+        <w:color w:val="000000"/>
       </w:rPr>
       <w:tblPr/>
       <w:tcPr>
@@ -20797,7 +20901,7 @@
         <w:bCs/>
         <w:i w:val="0"/>
         <w:iCs w:val="0"/>
-        <w:color w:val="FFFFFF" w:themeColor="background1"/>
+        <w:color w:val="000000"/>
       </w:rPr>
       <w:tblPr/>
       <w:tcPr>
@@ -20877,7 +20981,7 @@
         <w:bCs/>
         <w:i w:val="0"/>
         <w:iCs w:val="0"/>
-        <w:color w:val="FFFFFF" w:themeColor="background1"/>
+        <w:color w:val="000000"/>
       </w:rPr>
       <w:tblPr/>
       <w:tcPr>
@@ -20898,7 +21002,7 @@
         <w:bCs/>
         <w:i w:val="0"/>
         <w:iCs w:val="0"/>
-        <w:color w:val="FFFFFF" w:themeColor="background1"/>
+        <w:color w:val="000000"/>
       </w:rPr>
       <w:tblPr/>
       <w:tcPr>
@@ -20919,7 +21023,7 @@
         <w:bCs/>
         <w:i w:val="0"/>
         <w:iCs w:val="0"/>
-        <w:color w:val="FFFFFF" w:themeColor="background1"/>
+        <w:color w:val="000000"/>
       </w:rPr>
       <w:tblPr/>
       <w:tcPr>
@@ -20938,7 +21042,7 @@
         <w:bCs/>
         <w:i w:val="0"/>
         <w:iCs w:val="0"/>
-        <w:color w:val="FFFFFF" w:themeColor="background1"/>
+        <w:color w:val="000000"/>
       </w:rPr>
       <w:tblPr/>
       <w:tcPr>
@@ -21018,7 +21122,7 @@
         <w:bCs/>
         <w:i w:val="0"/>
         <w:iCs w:val="0"/>
-        <w:color w:val="FFFFFF" w:themeColor="background1"/>
+        <w:color w:val="000000"/>
       </w:rPr>
       <w:tblPr/>
       <w:tcPr>
@@ -21039,7 +21143,7 @@
         <w:bCs/>
         <w:i w:val="0"/>
         <w:iCs w:val="0"/>
-        <w:color w:val="FFFFFF" w:themeColor="background1"/>
+        <w:color w:val="000000"/>
       </w:rPr>
       <w:tblPr/>
       <w:tcPr>
@@ -21060,7 +21164,7 @@
         <w:bCs/>
         <w:i w:val="0"/>
         <w:iCs w:val="0"/>
-        <w:color w:val="FFFFFF" w:themeColor="background1"/>
+        <w:color w:val="000000"/>
       </w:rPr>
       <w:tblPr/>
       <w:tcPr>
@@ -21079,7 +21183,7 @@
         <w:bCs/>
         <w:i w:val="0"/>
         <w:iCs w:val="0"/>
-        <w:color w:val="FFFFFF" w:themeColor="background1"/>
+        <w:color w:val="000000"/>
       </w:rPr>
       <w:tblPr/>
       <w:tcPr>
@@ -21132,7 +21236,7 @@
       <w:spacing w:after="0" w:line="240" w:lineRule="auto"/>
     </w:pPr>
     <w:rPr>
-      <w:color w:val="FFFFFF" w:themeColor="background1"/>
+      <w:color w:val="000000"/>
     </w:rPr>
     <w:tblPr>
       <w:tblStyleRowBandSize w:val="1"/>
@@ -21246,7 +21350,7 @@
       <w:spacing w:after="0" w:line="240" w:lineRule="auto"/>
     </w:pPr>
     <w:rPr>
-      <w:color w:val="FFFFFF" w:themeColor="background1"/>
+      <w:color w:val="000000"/>
     </w:rPr>
     <w:tblPr>
       <w:tblStyleRowBandSize w:val="1"/>
@@ -21360,7 +21464,7 @@
       <w:spacing w:after="0" w:line="240" w:lineRule="auto"/>
     </w:pPr>
     <w:rPr>
-      <w:color w:val="FFFFFF" w:themeColor="background1"/>
+      <w:color w:val="000000"/>
     </w:rPr>
     <w:tblPr>
       <w:tblStyleRowBandSize w:val="1"/>
@@ -21474,7 +21578,7 @@
       <w:spacing w:after="0" w:line="240" w:lineRule="auto"/>
     </w:pPr>
     <w:rPr>
-      <w:color w:val="FFFFFF" w:themeColor="background1"/>
+      <w:color w:val="000000"/>
     </w:rPr>
     <w:tblPr>
       <w:tblStyleRowBandSize w:val="1"/>
@@ -21588,7 +21692,7 @@
       <w:spacing w:after="0" w:line="240" w:lineRule="auto"/>
     </w:pPr>
     <w:rPr>
-      <w:color w:val="FFFFFF" w:themeColor="background1"/>
+      <w:color w:val="000000"/>
     </w:rPr>
     <w:tblPr>
       <w:tblStyleRowBandSize w:val="1"/>
@@ -21702,7 +21806,7 @@
       <w:spacing w:after="0" w:line="240" w:lineRule="auto"/>
     </w:pPr>
     <w:rPr>
-      <w:color w:val="FFFFFF" w:themeColor="background1"/>
+      <w:color w:val="000000"/>
     </w:rPr>
     <w:tblPr>
       <w:tblStyleRowBandSize w:val="1"/>
@@ -21816,7 +21920,7 @@
       <w:spacing w:after="0" w:line="240" w:lineRule="auto"/>
     </w:pPr>
     <w:rPr>
-      <w:color w:val="FFFFFF" w:themeColor="background1"/>
+      <w:color w:val="000000"/>
     </w:rPr>
     <w:tblPr>
       <w:tblStyleRowBandSize w:val="1"/>
@@ -21930,7 +22034,7 @@
       <w:spacing w:after="0" w:line="240" w:lineRule="auto"/>
     </w:pPr>
     <w:rPr>
-      <w:color w:val="000000" w:themeColor="text1"/>
+      <w:color w:val="000000"/>
     </w:rPr>
     <w:tblPr>
       <w:tblStyleRowBandSize w:val="1"/>
@@ -21976,7 +22080,7 @@
       <w:rPr>
         <w:b/>
         <w:bCs/>
-        <w:color w:val="FFFFFF" w:themeColor="background1"/>
+        <w:color w:val="000000"/>
       </w:rPr>
       <w:tblPr/>
       <w:tcPr>
@@ -21988,7 +22092,7 @@
     </w:tblStylePr>
     <w:tblStylePr w:type="firstCol">
       <w:rPr>
-        <w:color w:val="FFFFFF" w:themeColor="background1"/>
+        <w:color w:val="000000"/>
       </w:rPr>
       <w:tblPr/>
       <w:tcPr>
@@ -22005,7 +22109,7 @@
     </w:tblStylePr>
     <w:tblStylePr w:type="lastCol">
       <w:rPr>
-        <w:color w:val="FFFFFF" w:themeColor="background1"/>
+        <w:color w:val="000000"/>
       </w:rPr>
       <w:tblPr/>
       <w:tcPr>
@@ -22034,12 +22138,12 @@
     </w:tblStylePr>
     <w:tblStylePr w:type="neCell">
       <w:rPr>
-        <w:color w:val="000000" w:themeColor="text1"/>
+        <w:color w:val="000000"/>
       </w:rPr>
     </w:tblStylePr>
     <w:tblStylePr w:type="nwCell">
       <w:rPr>
-        <w:color w:val="000000" w:themeColor="text1"/>
+        <w:color w:val="000000"/>
       </w:rPr>
     </w:tblStylePr>
   </w:style>
@@ -22052,7 +22156,7 @@
       <w:spacing w:after="0" w:line="240" w:lineRule="auto"/>
     </w:pPr>
     <w:rPr>
-      <w:color w:val="000000" w:themeColor="text1"/>
+      <w:color w:val="000000"/>
     </w:rPr>
     <w:tblPr>
       <w:tblStyleRowBandSize w:val="1"/>
@@ -22098,7 +22202,7 @@
       <w:rPr>
         <w:b/>
         <w:bCs/>
-        <w:color w:val="FFFFFF" w:themeColor="background1"/>
+        <w:color w:val="000000"/>
       </w:rPr>
       <w:tblPr/>
       <w:tcPr>
@@ -22110,7 +22214,7 @@
     </w:tblStylePr>
     <w:tblStylePr w:type="firstCol">
       <w:rPr>
-        <w:color w:val="FFFFFF" w:themeColor="background1"/>
+        <w:color w:val="000000"/>
       </w:rPr>
       <w:tblPr/>
       <w:tcPr>
@@ -22127,7 +22231,7 @@
     </w:tblStylePr>
     <w:tblStylePr w:type="lastCol">
       <w:rPr>
-        <w:color w:val="FFFFFF" w:themeColor="background1"/>
+        <w:color w:val="000000"/>
       </w:rPr>
       <w:tblPr/>
       <w:tcPr>
@@ -22156,12 +22260,12 @@
     </w:tblStylePr>
     <w:tblStylePr w:type="neCell">
       <w:rPr>
-        <w:color w:val="000000" w:themeColor="text1"/>
+        <w:color w:val="000000"/>
       </w:rPr>
     </w:tblStylePr>
     <w:tblStylePr w:type="nwCell">
       <w:rPr>
-        <w:color w:val="000000" w:themeColor="text1"/>
+        <w:color w:val="000000"/>
       </w:rPr>
     </w:tblStylePr>
   </w:style>
@@ -22174,7 +22278,7 @@
       <w:spacing w:after="0" w:line="240" w:lineRule="auto"/>
     </w:pPr>
     <w:rPr>
-      <w:color w:val="000000" w:themeColor="text1"/>
+      <w:color w:val="000000"/>
     </w:rPr>
     <w:tblPr>
       <w:tblStyleRowBandSize w:val="1"/>
@@ -22220,7 +22324,7 @@
       <w:rPr>
         <w:b/>
         <w:bCs/>
-        <w:color w:val="FFFFFF" w:themeColor="background1"/>
+        <w:color w:val="000000"/>
       </w:rPr>
       <w:tblPr/>
       <w:tcPr>
@@ -22232,7 +22336,7 @@
     </w:tblStylePr>
     <w:tblStylePr w:type="firstCol">
       <w:rPr>
-        <w:color w:val="FFFFFF" w:themeColor="background1"/>
+        <w:color w:val="000000"/>
       </w:rPr>
       <w:tblPr/>
       <w:tcPr>
@@ -22249,7 +22353,7 @@
     </w:tblStylePr>
     <w:tblStylePr w:type="lastCol">
       <w:rPr>
-        <w:color w:val="FFFFFF" w:themeColor="background1"/>
+        <w:color w:val="000000"/>
       </w:rPr>
       <w:tblPr/>
       <w:tcPr>
@@ -22278,12 +22382,12 @@
     </w:tblStylePr>
     <w:tblStylePr w:type="neCell">
       <w:rPr>
-        <w:color w:val="000000" w:themeColor="text1"/>
+        <w:color w:val="000000"/>
       </w:rPr>
     </w:tblStylePr>
     <w:tblStylePr w:type="nwCell">
       <w:rPr>
-        <w:color w:val="000000" w:themeColor="text1"/>
+        <w:color w:val="000000"/>
       </w:rPr>
     </w:tblStylePr>
   </w:style>
@@ -22296,7 +22400,7 @@
       <w:spacing w:after="0" w:line="240" w:lineRule="auto"/>
     </w:pPr>
     <w:rPr>
-      <w:color w:val="000000" w:themeColor="text1"/>
+      <w:color w:val="000000"/>
     </w:rPr>
     <w:tblPr>
       <w:tblStyleRowBandSize w:val="1"/>
@@ -22342,7 +22446,7 @@
       <w:rPr>
         <w:b/>
         <w:bCs/>
-        <w:color w:val="FFFFFF" w:themeColor="background1"/>
+        <w:color w:val="000000"/>
       </w:rPr>
       <w:tblPr/>
       <w:tcPr>
@@ -22354,7 +22458,7 @@
     </w:tblStylePr>
     <w:tblStylePr w:type="firstCol">
       <w:rPr>
-        <w:color w:val="FFFFFF" w:themeColor="background1"/>
+        <w:color w:val="000000"/>
       </w:rPr>
       <w:tblPr/>
       <w:tcPr>
@@ -22371,7 +22475,7 @@
     </w:tblStylePr>
     <w:tblStylePr w:type="lastCol">
       <w:rPr>
-        <w:color w:val="FFFFFF" w:themeColor="background1"/>
+        <w:color w:val="000000"/>
       </w:rPr>
       <w:tblPr/>
       <w:tcPr>
@@ -22408,7 +22512,7 @@
       <w:spacing w:after="0" w:line="240" w:lineRule="auto"/>
     </w:pPr>
     <w:rPr>
-      <w:color w:val="000000" w:themeColor="text1"/>
+      <w:color w:val="000000"/>
     </w:rPr>
     <w:tblPr>
       <w:tblStyleRowBandSize w:val="1"/>
@@ -22454,7 +22558,7 @@
       <w:rPr>
         <w:b/>
         <w:bCs/>
-        <w:color w:val="FFFFFF" w:themeColor="background1"/>
+        <w:color w:val="000000"/>
       </w:rPr>
       <w:tblPr/>
       <w:tcPr>
@@ -22466,7 +22570,7 @@
     </w:tblStylePr>
     <w:tblStylePr w:type="firstCol">
       <w:rPr>
-        <w:color w:val="FFFFFF" w:themeColor="background1"/>
+        <w:color w:val="000000"/>
       </w:rPr>
       <w:tblPr/>
       <w:tcPr>
@@ -22483,7 +22587,7 @@
     </w:tblStylePr>
     <w:tblStylePr w:type="lastCol">
       <w:rPr>
-        <w:color w:val="FFFFFF" w:themeColor="background1"/>
+        <w:color w:val="000000"/>
       </w:rPr>
       <w:tblPr/>
       <w:tcPr>
@@ -22512,12 +22616,12 @@
     </w:tblStylePr>
     <w:tblStylePr w:type="neCell">
       <w:rPr>
-        <w:color w:val="000000" w:themeColor="text1"/>
+        <w:color w:val="000000"/>
       </w:rPr>
     </w:tblStylePr>
     <w:tblStylePr w:type="nwCell">
       <w:rPr>
-        <w:color w:val="000000" w:themeColor="text1"/>
+        <w:color w:val="000000"/>
       </w:rPr>
     </w:tblStylePr>
   </w:style>
@@ -22530,7 +22634,7 @@
       <w:spacing w:after="0" w:line="240" w:lineRule="auto"/>
     </w:pPr>
     <w:rPr>
-      <w:color w:val="000000" w:themeColor="text1"/>
+      <w:color w:val="000000"/>
     </w:rPr>
     <w:tblPr>
       <w:tblStyleRowBandSize w:val="1"/>
@@ -22576,7 +22680,7 @@
       <w:rPr>
         <w:b/>
         <w:bCs/>
-        <w:color w:val="FFFFFF" w:themeColor="background1"/>
+        <w:color w:val="000000"/>
       </w:rPr>
       <w:tblPr/>
       <w:tcPr>
@@ -22588,7 +22692,7 @@
     </w:tblStylePr>
     <w:tblStylePr w:type="firstCol">
       <w:rPr>
-        <w:color w:val="FFFFFF" w:themeColor="background1"/>
+        <w:color w:val="000000"/>
       </w:rPr>
       <w:tblPr/>
       <w:tcPr>
@@ -22605,7 +22709,7 @@
     </w:tblStylePr>
     <w:tblStylePr w:type="lastCol">
       <w:rPr>
-        <w:color w:val="FFFFFF" w:themeColor="background1"/>
+        <w:color w:val="000000"/>
       </w:rPr>
       <w:tblPr/>
       <w:tcPr>
@@ -22634,12 +22738,12 @@
     </w:tblStylePr>
     <w:tblStylePr w:type="neCell">
       <w:rPr>
-        <w:color w:val="000000" w:themeColor="text1"/>
+        <w:color w:val="000000"/>
       </w:rPr>
     </w:tblStylePr>
     <w:tblStylePr w:type="nwCell">
       <w:rPr>
-        <w:color w:val="000000" w:themeColor="text1"/>
+        <w:color w:val="000000"/>
       </w:rPr>
     </w:tblStylePr>
   </w:style>
@@ -22652,7 +22756,7 @@
       <w:spacing w:after="0" w:line="240" w:lineRule="auto"/>
     </w:pPr>
     <w:rPr>
-      <w:color w:val="000000" w:themeColor="text1"/>
+      <w:color w:val="000000"/>
     </w:rPr>
     <w:tblPr>
       <w:tblStyleRowBandSize w:val="1"/>
@@ -22698,7 +22802,7 @@
       <w:rPr>
         <w:b/>
         <w:bCs/>
-        <w:color w:val="FFFFFF" w:themeColor="background1"/>
+        <w:color w:val="000000"/>
       </w:rPr>
       <w:tblPr/>
       <w:tcPr>
@@ -22710,7 +22814,7 @@
     </w:tblStylePr>
     <w:tblStylePr w:type="firstCol">
       <w:rPr>
-        <w:color w:val="FFFFFF" w:themeColor="background1"/>
+        <w:color w:val="000000"/>
       </w:rPr>
       <w:tblPr/>
       <w:tcPr>
@@ -22727,7 +22831,7 @@
     </w:tblStylePr>
     <w:tblStylePr w:type="lastCol">
       <w:rPr>
-        <w:color w:val="FFFFFF" w:themeColor="background1"/>
+        <w:color w:val="000000"/>
       </w:rPr>
       <w:tblPr/>
       <w:tcPr>
@@ -22756,12 +22860,12 @@
     </w:tblStylePr>
     <w:tblStylePr w:type="neCell">
       <w:rPr>
-        <w:color w:val="000000" w:themeColor="text1"/>
+        <w:color w:val="000000"/>
       </w:rPr>
     </w:tblStylePr>
     <w:tblStylePr w:type="nwCell">
       <w:rPr>
-        <w:color w:val="000000" w:themeColor="text1"/>
+        <w:color w:val="000000"/>
       </w:rPr>
     </w:tblStylePr>
   </w:style>
@@ -22774,7 +22878,7 @@
       <w:spacing w:after="0" w:line="240" w:lineRule="auto"/>
     </w:pPr>
     <w:rPr>
-      <w:color w:val="000000" w:themeColor="text1"/>
+      <w:color w:val="000000"/>
     </w:rPr>
     <w:tblPr>
       <w:tblStyleRowBandSize w:val="1"/>
@@ -22794,7 +22898,7 @@
       <w:rPr>
         <w:b/>
         <w:bCs/>
-        <w:color w:val="FFFFFF" w:themeColor="background1"/>
+        <w:color w:val="000000"/>
       </w:rPr>
       <w:tblPr/>
       <w:tcPr>
@@ -22808,7 +22912,7 @@
       <w:rPr>
         <w:b/>
         <w:bCs/>
-        <w:color w:val="9E3A38" w:themeColor="accent2" w:themeShade="CC"/>
+        <w:color w:val="000000"/>
       </w:rPr>
       <w:tblPr/>
       <w:tcPr>
@@ -22860,7 +22964,7 @@
       <w:spacing w:after="0" w:line="240" w:lineRule="auto"/>
     </w:pPr>
     <w:rPr>
-      <w:color w:val="000000" w:themeColor="text1"/>
+      <w:color w:val="000000"/>
     </w:rPr>
     <w:tblPr>
       <w:tblStyleRowBandSize w:val="1"/>
@@ -22880,7 +22984,7 @@
       <w:rPr>
         <w:b/>
         <w:bCs/>
-        <w:color w:val="FFFFFF" w:themeColor="background1"/>
+        <w:color w:val="000000"/>
       </w:rPr>
       <w:tblPr/>
       <w:tcPr>
@@ -22894,7 +22998,7 @@
       <w:rPr>
         <w:b/>
         <w:bCs/>
-        <w:color w:val="9E3A38" w:themeColor="accent2" w:themeShade="CC"/>
+        <w:color w:val="000000"/>
       </w:rPr>
       <w:tblPr/>
       <w:tcPr>
@@ -22946,7 +23050,7 @@
       <w:spacing w:after="0" w:line="240" w:lineRule="auto"/>
     </w:pPr>
     <w:rPr>
-      <w:color w:val="000000" w:themeColor="text1"/>
+      <w:color w:val="000000"/>
     </w:rPr>
     <w:tblPr>
       <w:tblStyleRowBandSize w:val="1"/>
@@ -22966,7 +23070,7 @@
       <w:rPr>
         <w:b/>
         <w:bCs/>
-        <w:color w:val="FFFFFF" w:themeColor="background1"/>
+        <w:color w:val="000000"/>
       </w:rPr>
       <w:tblPr/>
       <w:tcPr>
@@ -22980,7 +23084,7 @@
       <w:rPr>
         <w:b/>
         <w:bCs/>
-        <w:color w:val="9E3A38" w:themeColor="accent2" w:themeShade="CC"/>
+        <w:color w:val="000000"/>
       </w:rPr>
       <w:tblPr/>
       <w:tcPr>
@@ -23032,7 +23136,7 @@
       <w:spacing w:after="0" w:line="240" w:lineRule="auto"/>
     </w:pPr>
     <w:rPr>
-      <w:color w:val="000000" w:themeColor="text1"/>
+      <w:color w:val="000000"/>
     </w:rPr>
     <w:tblPr>
       <w:tblStyleRowBandSize w:val="1"/>
@@ -23052,7 +23156,7 @@
       <w:rPr>
         <w:b/>
         <w:bCs/>
-        <w:color w:val="FFFFFF" w:themeColor="background1"/>
+        <w:color w:val="000000"/>
       </w:rPr>
       <w:tblPr/>
       <w:tcPr>
@@ -23066,7 +23170,7 @@
       <w:rPr>
         <w:b/>
         <w:bCs/>
-        <w:color w:val="664E82" w:themeColor="accent4" w:themeShade="CC"/>
+        <w:color w:val="000000"/>
       </w:rPr>
       <w:tblPr/>
       <w:tcPr>
@@ -23118,7 +23222,7 @@
       <w:spacing w:after="0" w:line="240" w:lineRule="auto"/>
     </w:pPr>
     <w:rPr>
-      <w:color w:val="000000" w:themeColor="text1"/>
+      <w:color w:val="000000"/>
     </w:rPr>
     <w:tblPr>
       <w:tblStyleRowBandSize w:val="1"/>
@@ -23138,7 +23242,7 @@
       <w:rPr>
         <w:b/>
         <w:bCs/>
-        <w:color w:val="FFFFFF" w:themeColor="background1"/>
+        <w:color w:val="000000"/>
       </w:rPr>
       <w:tblPr/>
       <w:tcPr>
@@ -23152,7 +23256,7 @@
       <w:rPr>
         <w:b/>
         <w:bCs/>
-        <w:color w:val="7E9C40" w:themeColor="accent3" w:themeShade="CC"/>
+        <w:color w:val="000000"/>
       </w:rPr>
       <w:tblPr/>
       <w:tcPr>
@@ -23204,7 +23308,7 @@
       <w:spacing w:after="0" w:line="240" w:lineRule="auto"/>
     </w:pPr>
     <w:rPr>
-      <w:color w:val="000000" w:themeColor="text1"/>
+      <w:color w:val="000000"/>
     </w:rPr>
     <w:tblPr>
       <w:tblStyleRowBandSize w:val="1"/>
@@ -23224,7 +23328,7 @@
       <w:rPr>
         <w:b/>
         <w:bCs/>
-        <w:color w:val="FFFFFF" w:themeColor="background1"/>
+        <w:color w:val="000000"/>
       </w:rPr>
       <w:tblPr/>
       <w:tcPr>
@@ -23238,7 +23342,7 @@
       <w:rPr>
         <w:b/>
         <w:bCs/>
-        <w:color w:val="F2730A" w:themeColor="accent6" w:themeShade="CC"/>
+        <w:color w:val="000000"/>
       </w:rPr>
       <w:tblPr/>
       <w:tcPr>
@@ -23290,7 +23394,7 @@
       <w:spacing w:after="0" w:line="240" w:lineRule="auto"/>
     </w:pPr>
     <w:rPr>
-      <w:color w:val="000000" w:themeColor="text1"/>
+      <w:color w:val="000000"/>
     </w:rPr>
     <w:tblPr>
       <w:tblStyleRowBandSize w:val="1"/>
@@ -23310,7 +23414,7 @@
       <w:rPr>
         <w:b/>
         <w:bCs/>
-        <w:color w:val="FFFFFF" w:themeColor="background1"/>
+        <w:color w:val="000000"/>
       </w:rPr>
       <w:tblPr/>
       <w:tcPr>
@@ -23324,7 +23428,7 @@
       <w:rPr>
         <w:b/>
         <w:bCs/>
-        <w:color w:val="348DA5" w:themeColor="accent5" w:themeShade="CC"/>
+        <w:color w:val="000000"/>
       </w:rPr>
       <w:tblPr/>
       <w:tcPr>
@@ -23376,7 +23480,7 @@
       <w:spacing w:after="0" w:line="240" w:lineRule="auto"/>
     </w:pPr>
     <w:rPr>
-      <w:color w:val="000000" w:themeColor="text1"/>
+      <w:color w:val="000000"/>
     </w:rPr>
     <w:tblPr>
       <w:tblStyleRowBandSize w:val="1"/>
@@ -23409,7 +23513,7 @@
       <w:rPr>
         <w:b/>
         <w:bCs/>
-        <w:color w:val="000000" w:themeColor="text1"/>
+        <w:color w:val="000000"/>
       </w:rPr>
       <w:tblPr/>
       <w:tcPr>
@@ -23418,7 +23522,7 @@
     </w:tblStylePr>
     <w:tblStylePr w:type="firstCol">
       <w:rPr>
-        <w:color w:val="FFFFFF" w:themeColor="background1"/>
+        <w:color w:val="000000"/>
       </w:rPr>
       <w:tblPr/>
       <w:tcPr>
@@ -23427,7 +23531,7 @@
     </w:tblStylePr>
     <w:tblStylePr w:type="lastCol">
       <w:rPr>
-        <w:color w:val="FFFFFF" w:themeColor="background1"/>
+        <w:color w:val="000000"/>
       </w:rPr>
       <w:tblPr/>
       <w:tcPr>
@@ -23456,7 +23560,7 @@
       <w:spacing w:after="0" w:line="240" w:lineRule="auto"/>
     </w:pPr>
     <w:rPr>
-      <w:color w:val="000000" w:themeColor="text1"/>
+      <w:color w:val="000000"/>
     </w:rPr>
     <w:tblPr>
       <w:tblStyleRowBandSize w:val="1"/>
@@ -23489,7 +23593,7 @@
       <w:rPr>
         <w:b/>
         <w:bCs/>
-        <w:color w:val="000000" w:themeColor="text1"/>
+        <w:color w:val="000000"/>
       </w:rPr>
       <w:tblPr/>
       <w:tcPr>
@@ -23498,7 +23602,7 @@
     </w:tblStylePr>
     <w:tblStylePr w:type="firstCol">
       <w:rPr>
-        <w:color w:val="FFFFFF" w:themeColor="background1"/>
+        <w:color w:val="000000"/>
       </w:rPr>
       <w:tblPr/>
       <w:tcPr>
@@ -23507,7 +23611,7 @@
     </w:tblStylePr>
     <w:tblStylePr w:type="lastCol">
       <w:rPr>
-        <w:color w:val="FFFFFF" w:themeColor="background1"/>
+        <w:color w:val="000000"/>
       </w:rPr>
       <w:tblPr/>
       <w:tcPr>
@@ -23536,7 +23640,7 @@
       <w:spacing w:after="0" w:line="240" w:lineRule="auto"/>
     </w:pPr>
     <w:rPr>
-      <w:color w:val="000000" w:themeColor="text1"/>
+      <w:color w:val="000000"/>
     </w:rPr>
     <w:tblPr>
       <w:tblStyleRowBandSize w:val="1"/>
@@ -23569,7 +23673,7 @@
       <w:rPr>
         <w:b/>
         <w:bCs/>
-        <w:color w:val="000000" w:themeColor="text1"/>
+        <w:color w:val="000000"/>
       </w:rPr>
       <w:tblPr/>
       <w:tcPr>
@@ -23578,7 +23682,7 @@
     </w:tblStylePr>
     <w:tblStylePr w:type="firstCol">
       <w:rPr>
-        <w:color w:val="FFFFFF" w:themeColor="background1"/>
+        <w:color w:val="000000"/>
       </w:rPr>
       <w:tblPr/>
       <w:tcPr>
@@ -23587,7 +23691,7 @@
     </w:tblStylePr>
     <w:tblStylePr w:type="lastCol">
       <w:rPr>
-        <w:color w:val="FFFFFF" w:themeColor="background1"/>
+        <w:color w:val="000000"/>
       </w:rPr>
       <w:tblPr/>
       <w:tcPr>
@@ -23616,7 +23720,7 @@
       <w:spacing w:after="0" w:line="240" w:lineRule="auto"/>
     </w:pPr>
     <w:rPr>
-      <w:color w:val="000000" w:themeColor="text1"/>
+      <w:color w:val="000000"/>
     </w:rPr>
     <w:tblPr>
       <w:tblStyleRowBandSize w:val="1"/>
@@ -23649,7 +23753,7 @@
       <w:rPr>
         <w:b/>
         <w:bCs/>
-        <w:color w:val="000000" w:themeColor="text1"/>
+        <w:color w:val="000000"/>
       </w:rPr>
       <w:tblPr/>
       <w:tcPr>
@@ -23658,7 +23762,7 @@
     </w:tblStylePr>
     <w:tblStylePr w:type="firstCol">
       <w:rPr>
-        <w:color w:val="FFFFFF" w:themeColor="background1"/>
+        <w:color w:val="000000"/>
       </w:rPr>
       <w:tblPr/>
       <w:tcPr>
@@ -23667,7 +23771,7 @@
     </w:tblStylePr>
     <w:tblStylePr w:type="lastCol">
       <w:rPr>
-        <w:color w:val="FFFFFF" w:themeColor="background1"/>
+        <w:color w:val="000000"/>
       </w:rPr>
       <w:tblPr/>
       <w:tcPr>
@@ -23696,7 +23800,7 @@
       <w:spacing w:after="0" w:line="240" w:lineRule="auto"/>
     </w:pPr>
     <w:rPr>
-      <w:color w:val="000000" w:themeColor="text1"/>
+      <w:color w:val="000000"/>
     </w:rPr>
     <w:tblPr>
       <w:tblStyleRowBandSize w:val="1"/>
@@ -23729,7 +23833,7 @@
       <w:rPr>
         <w:b/>
         <w:bCs/>
-        <w:color w:val="000000" w:themeColor="text1"/>
+        <w:color w:val="000000"/>
       </w:rPr>
       <w:tblPr/>
       <w:tcPr>
@@ -23738,7 +23842,7 @@
     </w:tblStylePr>
     <w:tblStylePr w:type="firstCol">
       <w:rPr>
-        <w:color w:val="FFFFFF" w:themeColor="background1"/>
+        <w:color w:val="000000"/>
       </w:rPr>
       <w:tblPr/>
       <w:tcPr>
@@ -23747,7 +23851,7 @@
     </w:tblStylePr>
     <w:tblStylePr w:type="lastCol">
       <w:rPr>
-        <w:color w:val="FFFFFF" w:themeColor="background1"/>
+        <w:color w:val="000000"/>
       </w:rPr>
       <w:tblPr/>
       <w:tcPr>
@@ -23776,7 +23880,7 @@
       <w:spacing w:after="0" w:line="240" w:lineRule="auto"/>
     </w:pPr>
     <w:rPr>
-      <w:color w:val="000000" w:themeColor="text1"/>
+      <w:color w:val="000000"/>
     </w:rPr>
     <w:tblPr>
       <w:tblStyleRowBandSize w:val="1"/>
@@ -23809,7 +23913,7 @@
       <w:rPr>
         <w:b/>
         <w:bCs/>
-        <w:color w:val="000000" w:themeColor="text1"/>
+        <w:color w:val="000000"/>
       </w:rPr>
       <w:tblPr/>
       <w:tcPr>
@@ -23818,7 +23922,7 @@
     </w:tblStylePr>
     <w:tblStylePr w:type="firstCol">
       <w:rPr>
-        <w:color w:val="FFFFFF" w:themeColor="background1"/>
+        <w:color w:val="000000"/>
       </w:rPr>
       <w:tblPr/>
       <w:tcPr>
@@ -23827,7 +23931,7 @@
     </w:tblStylePr>
     <w:tblStylePr w:type="lastCol">
       <w:rPr>
-        <w:color w:val="FFFFFF" w:themeColor="background1"/>
+        <w:color w:val="000000"/>
       </w:rPr>
       <w:tblPr/>
       <w:tcPr>
@@ -23856,7 +23960,7 @@
       <w:spacing w:after="0" w:line="240" w:lineRule="auto"/>
     </w:pPr>
     <w:rPr>
-      <w:color w:val="000000" w:themeColor="text1"/>
+      <w:color w:val="000000"/>
     </w:rPr>
     <w:tblPr>
       <w:tblStyleRowBandSize w:val="1"/>
@@ -23889,7 +23993,7 @@
       <w:rPr>
         <w:b/>
         <w:bCs/>
-        <w:color w:val="000000" w:themeColor="text1"/>
+        <w:color w:val="000000"/>
       </w:rPr>
       <w:tblPr/>
       <w:tcPr>
@@ -23898,7 +24002,7 @@
     </w:tblStylePr>
     <w:tblStylePr w:type="firstCol">
       <w:rPr>
-        <w:color w:val="FFFFFF" w:themeColor="background1"/>
+        <w:color w:val="000000"/>
       </w:rPr>
       <w:tblPr/>
       <w:tcPr>
@@ -23907,7 +24011,7 @@
     </w:tblStylePr>
     <w:tblStylePr w:type="lastCol">
       <w:rPr>
-        <w:color w:val="FFFFFF" w:themeColor="background1"/>
+        <w:color w:val="000000"/>
       </w:rPr>
       <w:tblPr/>
       <w:tcPr>
